--- a/FinalTask/PowerBI_Aliaksei_Papou_BusinessModel_FinalTask.docx
+++ b/FinalTask/PowerBI_Aliaksei_Papou_BusinessModel_FinalTask.docx
@@ -294,7 +294,7 @@
         </w:rPr>
         <w:lastRenderedPageBreak/>
         <w:drawing>
-          <wp:anchor distT="0" distB="0" distL="114300" distR="114300" simplePos="0" relativeHeight="251655168" behindDoc="1" locked="0" layoutInCell="1" allowOverlap="1" wp14:anchorId="097851BF" wp14:editId="26A1CBDE">
+          <wp:anchor distT="0" distB="0" distL="114300" distR="114300" simplePos="0" relativeHeight="251655168" behindDoc="1" locked="0" layoutInCell="1" allowOverlap="1" wp14:anchorId="097851BF" wp14:editId="7866A563">
             <wp:simplePos x="0" y="0"/>
             <wp:positionH relativeFrom="column">
               <wp:posOffset>2813685</wp:posOffset>
@@ -511,10 +511,7 @@
       <w:bookmarkStart w:id="7" w:name="_Toc412572571"/>
       <w:bookmarkStart w:id="8" w:name="_Toc155614188"/>
       <w:r>
-        <w:t>Business Process for Analysis</w:t>
-      </w:r>
-      <w:r>
-        <w:t xml:space="preserve"> </w:t>
+        <w:t xml:space="preserve">Business Process for Analysis </w:t>
       </w:r>
       <w:bookmarkEnd w:id="6"/>
       <w:bookmarkEnd w:id="7"/>
@@ -668,10 +665,7 @@
       <w:bookmarkStart w:id="10" w:name="_Toc509167636"/>
       <w:bookmarkStart w:id="11" w:name="_Toc412572572"/>
       <w:r>
-        <w:t>Purpose of the Report</w:t>
-      </w:r>
-      <w:r>
-        <w:t xml:space="preserve"> </w:t>
+        <w:t xml:space="preserve">Purpose of the Report </w:t>
       </w:r>
       <w:bookmarkEnd w:id="9"/>
       <w:bookmarkEnd w:id="10"/>
@@ -697,14 +691,7 @@
           <w:sz w:val="28"/>
           <w:szCs w:val="28"/>
         </w:rPr>
-        <w:t>Provide senior management and regional directors with a tool to monitor margins, promotional campaign effectiveness, and compare the performance of physical stores (US) with the global online channel.</w:t>
-      </w:r>
-      <w:r>
-        <w:rPr>
-          <w:sz w:val="28"/>
-          <w:szCs w:val="28"/>
-        </w:rPr>
-        <w:t xml:space="preserve"> </w:t>
+        <w:t xml:space="preserve">Provide senior management and regional directors with a tool to monitor margins, promotional campaign effectiveness, and compare the performance of physical stores (US) with the global online channel. </w:t>
       </w:r>
     </w:p>
     <w:p>
@@ -854,7 +841,31 @@
           <w:sz w:val="28"/>
           <w:szCs w:val="28"/>
         </w:rPr>
-        <w:t>Promotion ROI: Problem: Ineffective marketing spend due to lack of promotion tracking. Resolution: Analysis of D</w:t>
+        <w:t xml:space="preserve">Promotion ROI: Problem: Ineffective marketing </w:t>
+      </w:r>
+      <w:proofErr w:type="gramStart"/>
+      <w:r>
+        <w:rPr>
+          <w:sz w:val="28"/>
+          <w:szCs w:val="28"/>
+        </w:rPr>
+        <w:t>spend</w:t>
+      </w:r>
+      <w:proofErr w:type="gramEnd"/>
+      <w:r>
+        <w:rPr>
+          <w:sz w:val="28"/>
+          <w:szCs w:val="28"/>
+        </w:rPr>
+        <w:t xml:space="preserve"> due to lack of promotion tracking. Resolution: Analysis of </w:t>
+      </w:r>
+      <w:proofErr w:type="spellStart"/>
+      <w:r>
+        <w:rPr>
+          <w:sz w:val="28"/>
+          <w:szCs w:val="28"/>
+        </w:rPr>
+        <w:t>D</w:t>
       </w:r>
       <w:r>
         <w:rPr>
@@ -877,6 +888,7 @@
         </w:rPr>
         <w:t>romotions</w:t>
       </w:r>
+      <w:proofErr w:type="spellEnd"/>
       <w:r>
         <w:rPr>
           <w:sz w:val="28"/>
@@ -890,30 +902,170 @@
         <w:ind w:firstLine="720"/>
         <w:jc w:val="both"/>
         <w:rPr>
+          <w:sz w:val="28"/>
+          <w:szCs w:val="28"/>
+        </w:rPr>
+      </w:pPr>
+      <w:r>
+        <w:rPr>
+          <w:sz w:val="28"/>
+          <w:szCs w:val="28"/>
+        </w:rPr>
+        <w:t>Customer Loyalty &amp; Payment Preferences</w:t>
+      </w:r>
+      <w:r>
+        <w:rPr>
+          <w:sz w:val="28"/>
+          <w:szCs w:val="28"/>
+        </w:rPr>
+        <w:t>.</w:t>
+      </w:r>
+    </w:p>
+    <w:p>
+      <w:pPr>
+        <w:ind w:firstLine="720"/>
+        <w:jc w:val="both"/>
+        <w:rPr>
+          <w:sz w:val="28"/>
+          <w:szCs w:val="28"/>
+        </w:rPr>
+      </w:pPr>
+    </w:p>
+    <w:p>
+      <w:pPr>
+        <w:jc w:val="both"/>
+        <w:rPr>
+          <w:sz w:val="28"/>
+          <w:szCs w:val="28"/>
+        </w:rPr>
+      </w:pPr>
+      <w:r>
+        <w:rPr>
+          <w:sz w:val="28"/>
+          <w:szCs w:val="28"/>
+        </w:rPr>
+        <w:t>The report implements all requirements set in the assignment.</w:t>
+      </w:r>
+    </w:p>
+    <w:p>
+      <w:pPr>
+        <w:jc w:val="both"/>
+        <w:rPr>
+          <w:sz w:val="28"/>
+          <w:szCs w:val="28"/>
+        </w:rPr>
+      </w:pPr>
+      <w:r>
+        <w:rPr>
+          <w:sz w:val="28"/>
+          <w:szCs w:val="28"/>
+        </w:rPr>
+        <w:t>The report has been published.</w:t>
+      </w:r>
+    </w:p>
+    <w:tbl>
+      <w:tblPr>
+        <w:tblStyle w:val="TableGrid"/>
+        <w:tblW w:w="0" w:type="auto"/>
+        <w:tblLook w:val="04A0" w:firstRow="1" w:lastRow="0" w:firstColumn="1" w:lastColumn="0" w:noHBand="0" w:noVBand="1"/>
+      </w:tblPr>
+      <w:tblGrid>
+        <w:gridCol w:w="9344"/>
+      </w:tblGrid>
+      <w:tr>
+        <w:tc>
+          <w:tcPr>
+            <w:tcW w:w="9344" w:type="dxa"/>
+          </w:tcPr>
+          <w:p>
+            <w:pPr>
+              <w:jc w:val="both"/>
+              <w:rPr>
+                <w:sz w:val="28"/>
+                <w:szCs w:val="28"/>
+              </w:rPr>
+            </w:pPr>
+            <w:r>
+              <w:rPr>
+                <w:noProof/>
+              </w:rPr>
+              <w:drawing>
+                <wp:inline distT="0" distB="0" distL="0" distR="0" wp14:anchorId="6C05790B" wp14:editId="38ADA383">
+                  <wp:extent cx="5939790" cy="3820795"/>
+                  <wp:effectExtent l="0" t="0" r="3810" b="8255"/>
+                  <wp:docPr id="452484023" name="Picture 1"/>
+                  <wp:cNvGraphicFramePr>
+                    <a:graphicFrameLocks xmlns:a="http://schemas.openxmlformats.org/drawingml/2006/main" noChangeAspect="1"/>
+                  </wp:cNvGraphicFramePr>
+                  <a:graphic xmlns:a="http://schemas.openxmlformats.org/drawingml/2006/main">
+                    <a:graphicData uri="http://schemas.openxmlformats.org/drawingml/2006/picture">
+                      <pic:pic xmlns:pic="http://schemas.openxmlformats.org/drawingml/2006/picture">
+                        <pic:nvPicPr>
+                          <pic:cNvPr id="0" name="Picture 1"/>
+                          <pic:cNvPicPr>
+                            <a:picLocks noChangeAspect="1" noChangeArrowheads="1"/>
+                          </pic:cNvPicPr>
+                        </pic:nvPicPr>
+                        <pic:blipFill>
+                          <a:blip r:embed="rId13" cstate="print">
+                            <a:extLst>
+                              <a:ext uri="{28A0092B-C50C-407E-A947-70E740481C1C}">
+                                <a14:useLocalDpi xmlns:a14="http://schemas.microsoft.com/office/drawing/2010/main" val="0"/>
+                              </a:ext>
+                            </a:extLst>
+                          </a:blip>
+                          <a:srcRect/>
+                          <a:stretch>
+                            <a:fillRect/>
+                          </a:stretch>
+                        </pic:blipFill>
+                        <pic:spPr bwMode="auto">
+                          <a:xfrm>
+                            <a:off x="0" y="0"/>
+                            <a:ext cx="5939790" cy="3820795"/>
+                          </a:xfrm>
+                          <a:prstGeom prst="rect">
+                            <a:avLst/>
+                          </a:prstGeom>
+                          <a:noFill/>
+                          <a:ln>
+                            <a:noFill/>
+                          </a:ln>
+                        </pic:spPr>
+                      </pic:pic>
+                    </a:graphicData>
+                  </a:graphic>
+                </wp:inline>
+              </w:drawing>
+            </w:r>
+          </w:p>
+        </w:tc>
+      </w:tr>
+    </w:tbl>
+    <w:p>
+      <w:pPr>
+        <w:jc w:val="both"/>
+        <w:rPr>
+          <w:sz w:val="28"/>
+          <w:szCs w:val="28"/>
+        </w:rPr>
+      </w:pPr>
+    </w:p>
+    <w:p>
+      <w:pPr>
+        <w:ind w:firstLine="720"/>
+        <w:jc w:val="both"/>
+        <w:rPr>
           <w:rFonts w:ascii="Liberation Serif" w:hAnsi="Liberation Serif"/>
           <w:sz w:val="28"/>
           <w:szCs w:val="28"/>
         </w:rPr>
       </w:pPr>
-      <w:r>
-        <w:rPr>
-          <w:sz w:val="28"/>
-          <w:szCs w:val="28"/>
-        </w:rPr>
-        <w:t>Customer Loyalty &amp; Payment Preferences</w:t>
-      </w:r>
-      <w:r>
-        <w:rPr>
-          <w:sz w:val="28"/>
-          <w:szCs w:val="28"/>
-        </w:rPr>
-        <w:t>.</w:t>
-      </w:r>
     </w:p>
     <w:sectPr>
-      <w:headerReference w:type="default" r:id="rId13"/>
-      <w:footerReference w:type="default" r:id="rId14"/>
-      <w:footerReference w:type="first" r:id="rId15"/>
+      <w:headerReference w:type="default" r:id="rId14"/>
+      <w:footerReference w:type="default" r:id="rId15"/>
+      <w:footerReference w:type="first" r:id="rId16"/>
       <w:pgSz w:w="11906" w:h="16838"/>
       <w:pgMar w:top="1134" w:right="851" w:bottom="1134" w:left="1134" w:header="720" w:footer="720" w:gutter="567"/>
       <w:cols w:space="720"/>
@@ -3618,6 +3770,22 @@
       </w:tcPr>
     </w:tblStylePr>
   </w:style>
+  <w:style w:type="table" w:styleId="TableGrid">
+    <w:name w:val="Table Grid"/>
+    <w:basedOn w:val="TableNormal"/>
+    <w:uiPriority w:val="39"/>
+    <w:rsid w:val="00842824"/>
+    <w:tblPr>
+      <w:tblBorders>
+        <w:top w:val="single" w:sz="4" w:space="0" w:color="auto"/>
+        <w:left w:val="single" w:sz="4" w:space="0" w:color="auto"/>
+        <w:bottom w:val="single" w:sz="4" w:space="0" w:color="auto"/>
+        <w:right w:val="single" w:sz="4" w:space="0" w:color="auto"/>
+        <w:insideH w:val="single" w:sz="4" w:space="0" w:color="auto"/>
+        <w:insideV w:val="single" w:sz="4" w:space="0" w:color="auto"/>
+      </w:tblBorders>
+    </w:tblPr>
+  </w:style>
 </w:styles>
 </file>
 
@@ -3917,29 +4085,6 @@
 </file>
 
 <file path=customXml/item1.xml><?xml version="1.0" encoding="utf-8"?>
-<p:properties xmlns:p="http://schemas.microsoft.com/office/2006/metadata/properties" xmlns:xsi="http://www.w3.org/2001/XMLSchema-instance" xmlns:pc="http://schemas.microsoft.com/office/infopath/2007/PartnerControls">
-  <documentManagement>
-    <SharedWithUsers xmlns="7f0dcb33-685e-48d8-b644-2ef2786c1229">
-      <UserInfo>
-        <DisplayName/>
-        <AccountId xsi:nil="true"/>
-        <AccountType/>
-      </UserInfo>
-    </SharedWithUsers>
-  </documentManagement>
-</p:properties>
-</file>
-
-<file path=customXml/item2.xml><?xml version="1.0" encoding="utf-8"?>
-<?mso-contentType ?>
-<FormTemplates xmlns="http://schemas.microsoft.com/sharepoint/v3/contenttype/forms">
-  <Display>DocumentLibraryForm</Display>
-  <Edit>DocumentLibraryForm</Edit>
-  <New>DocumentLibraryForm</New>
-</FormTemplates>
-</file>
-
-<file path=customXml/item3.xml><?xml version="1.0" encoding="utf-8"?>
 <ct:contentTypeSchema xmlns:ct="http://schemas.microsoft.com/office/2006/metadata/contentType" xmlns:ma="http://schemas.microsoft.com/office/2006/metadata/properties/metaAttributes" ct:_="" ma:_="" ma:contentTypeName="Document" ma:contentTypeID="0x010100B3483E581E535547A5C5133F57803043" ma:contentTypeVersion="7" ma:contentTypeDescription="Create a new document." ma:contentTypeScope="" ma:versionID="26f0e3c34181377a2b428b97b0aacf58">
   <xsd:schema xmlns:xsd="http://www.w3.org/2001/XMLSchema" xmlns:xs="http://www.w3.org/2001/XMLSchema" xmlns:p="http://schemas.microsoft.com/office/2006/metadata/properties" xmlns:ns2="0a074a96-e172-4849-a42b-0522bc04182b" xmlns:ns3="7f0dcb33-685e-48d8-b644-2ef2786c1229" targetNamespace="http://schemas.microsoft.com/office/2006/metadata/properties" ma:root="true" ma:fieldsID="c6eeec6c9df2cadb2fce64bd00511549" ns2:_="" ns3:_="">
     <xsd:import namespace="0a074a96-e172-4849-a42b-0522bc04182b"/>
@@ -4124,25 +4269,30 @@
 </ct:contentTypeSchema>
 </file>
 
-<file path=customXml/itemProps1.xml><?xml version="1.0" encoding="utf-8"?>
-<ds:datastoreItem xmlns:ds="http://schemas.openxmlformats.org/officeDocument/2006/customXml" ds:itemID="{E4B4D352-B35B-4B3A-95D2-902933709BD2}">
-  <ds:schemaRefs>
-    <ds:schemaRef ds:uri="http://schemas.microsoft.com/office/2006/metadata/properties"/>
-    <ds:schemaRef ds:uri="http://schemas.microsoft.com/office/infopath/2007/PartnerControls"/>
-    <ds:schemaRef ds:uri="7f0dcb33-685e-48d8-b644-2ef2786c1229"/>
-  </ds:schemaRefs>
-</ds:datastoreItem>
+<file path=customXml/item2.xml><?xml version="1.0" encoding="utf-8"?>
+<?mso-contentType ?>
+<FormTemplates xmlns="http://schemas.microsoft.com/sharepoint/v3/contenttype/forms">
+  <Display>DocumentLibraryForm</Display>
+  <Edit>DocumentLibraryForm</Edit>
+  <New>DocumentLibraryForm</New>
+</FormTemplates>
 </file>
 
-<file path=customXml/itemProps2.xml><?xml version="1.0" encoding="utf-8"?>
-<ds:datastoreItem xmlns:ds="http://schemas.openxmlformats.org/officeDocument/2006/customXml" ds:itemID="{CEAD825D-2413-46BA-BB1F-DCE637B19B0C}">
-  <ds:schemaRefs>
-    <ds:schemaRef ds:uri="http://schemas.microsoft.com/sharepoint/v3/contenttype/forms"/>
-  </ds:schemaRefs>
-</ds:datastoreItem>
+<file path=customXml/item3.xml><?xml version="1.0" encoding="utf-8"?>
+<p:properties xmlns:p="http://schemas.microsoft.com/office/2006/metadata/properties" xmlns:xsi="http://www.w3.org/2001/XMLSchema-instance" xmlns:pc="http://schemas.microsoft.com/office/infopath/2007/PartnerControls">
+  <documentManagement>
+    <SharedWithUsers xmlns="7f0dcb33-685e-48d8-b644-2ef2786c1229">
+      <UserInfo>
+        <DisplayName/>
+        <AccountId xsi:nil="true"/>
+        <AccountType/>
+      </UserInfo>
+    </SharedWithUsers>
+  </documentManagement>
+</p:properties>
 </file>
 
-<file path=customXml/itemProps3.xml><?xml version="1.0" encoding="utf-8"?>
+<file path=customXml/itemProps1.xml><?xml version="1.0" encoding="utf-8"?>
 <ds:datastoreItem xmlns:ds="http://schemas.openxmlformats.org/officeDocument/2006/customXml" ds:itemID="{2240CE2F-0274-489A-BA80-8887BFB6B269}">
   <ds:schemaRefs>
     <ds:schemaRef ds:uri="http://schemas.microsoft.com/office/2006/metadata/contentType"/>
@@ -4159,4 +4309,22 @@
     <ds:schemaRef ds:uri="http://schemas.microsoft.com/internal/obd"/>
   </ds:schemaRefs>
 </ds:datastoreItem>
+</file>
+
+<file path=customXml/itemProps2.xml><?xml version="1.0" encoding="utf-8"?>
+<ds:datastoreItem xmlns:ds="http://schemas.openxmlformats.org/officeDocument/2006/customXml" ds:itemID="{CEAD825D-2413-46BA-BB1F-DCE637B19B0C}">
+  <ds:schemaRefs>
+    <ds:schemaRef ds:uri="http://schemas.microsoft.com/sharepoint/v3/contenttype/forms"/>
+  </ds:schemaRefs>
+</ds:datastoreItem>
+</file>
+
+<file path=customXml/itemProps3.xml><?xml version="1.0" encoding="utf-8"?>
+<ds:datastoreItem xmlns:ds="http://schemas.openxmlformats.org/officeDocument/2006/customXml" ds:itemID="{E4B4D352-B35B-4B3A-95D2-902933709BD2}">
+  <ds:schemaRefs>
+    <ds:schemaRef ds:uri="http://schemas.microsoft.com/office/2006/metadata/properties"/>
+    <ds:schemaRef ds:uri="http://schemas.microsoft.com/office/infopath/2007/PartnerControls"/>
+    <ds:schemaRef ds:uri="7f0dcb33-685e-48d8-b644-2ef2786c1229"/>
+  </ds:schemaRefs>
+</ds:datastoreItem>
 </file>
--- a/FinalTask/PowerBI_Aliaksei_Papou_BusinessModel_FinalTask.docx
+++ b/FinalTask/PowerBI_Aliaksei_Papou_BusinessModel_FinalTask.docx
@@ -294,7 +294,7 @@
         </w:rPr>
         <w:lastRenderedPageBreak/>
         <w:drawing>
-          <wp:anchor distT="0" distB="0" distL="114300" distR="114300" simplePos="0" relativeHeight="251655168" behindDoc="1" locked="0" layoutInCell="1" allowOverlap="1" wp14:anchorId="097851BF" wp14:editId="7866A563">
+          <wp:anchor distT="0" distB="0" distL="114300" distR="114300" simplePos="0" relativeHeight="251655168" behindDoc="1" locked="0" layoutInCell="1" allowOverlap="1" wp14:anchorId="097851BF" wp14:editId="6F4205A2">
             <wp:simplePos x="0" y="0"/>
             <wp:positionH relativeFrom="column">
               <wp:posOffset>2813685</wp:posOffset>
@@ -990,7 +990,7 @@
                 <w:noProof/>
               </w:rPr>
               <w:drawing>
-                <wp:inline distT="0" distB="0" distL="0" distR="0" wp14:anchorId="6C05790B" wp14:editId="38ADA383">
+                <wp:inline distT="0" distB="0" distL="0" distR="0" wp14:anchorId="6C05790B" wp14:editId="4A7B1784">
                   <wp:extent cx="5939790" cy="3820795"/>
                   <wp:effectExtent l="0" t="0" r="3810" b="8255"/>
                   <wp:docPr id="452484023" name="Picture 1"/>
@@ -1062,10 +1062,3203 @@
         </w:rPr>
       </w:pPr>
     </w:p>
+    <w:p>
+      <w:pPr>
+        <w:rPr>
+          <w:sz w:val="28"/>
+          <w:szCs w:val="28"/>
+        </w:rPr>
+      </w:pPr>
+      <w:r>
+        <w:rPr>
+          <w:sz w:val="28"/>
+          <w:szCs w:val="28"/>
+        </w:rPr>
+        <w:t>Description of report creation:</w:t>
+      </w:r>
+    </w:p>
+    <w:p>
+      <w:pPr>
+        <w:jc w:val="both"/>
+        <w:rPr>
+          <w:sz w:val="28"/>
+          <w:szCs w:val="28"/>
+        </w:rPr>
+      </w:pPr>
+      <w:r>
+        <w:rPr>
+          <w:sz w:val="28"/>
+          <w:szCs w:val="28"/>
+        </w:rPr>
+        <w:tab/>
+        <w:t>While creating the report using Power Query, tables were renamed (without specifying the schema name), calculated columns were added (</w:t>
+      </w:r>
+      <w:proofErr w:type="spellStart"/>
+      <w:r>
+        <w:rPr>
+          <w:sz w:val="28"/>
+          <w:szCs w:val="28"/>
+        </w:rPr>
+        <w:t>GrossRevenue</w:t>
+      </w:r>
+      <w:proofErr w:type="spellEnd"/>
+      <w:r>
+        <w:rPr>
+          <w:sz w:val="28"/>
+          <w:szCs w:val="28"/>
+        </w:rPr>
+        <w:t xml:space="preserve">, </w:t>
+      </w:r>
+      <w:proofErr w:type="spellStart"/>
+      <w:r>
+        <w:rPr>
+          <w:sz w:val="28"/>
+          <w:szCs w:val="28"/>
+        </w:rPr>
+        <w:t>TotalCost</w:t>
+      </w:r>
+      <w:proofErr w:type="spellEnd"/>
+      <w:r>
+        <w:rPr>
+          <w:sz w:val="28"/>
+          <w:szCs w:val="28"/>
+        </w:rPr>
+        <w:t xml:space="preserve">, </w:t>
+      </w:r>
+      <w:proofErr w:type="spellStart"/>
+      <w:r>
+        <w:rPr>
+          <w:sz w:val="28"/>
+          <w:szCs w:val="28"/>
+        </w:rPr>
+        <w:t>DiscountAmount</w:t>
+      </w:r>
+      <w:proofErr w:type="spellEnd"/>
+      <w:r>
+        <w:rPr>
+          <w:sz w:val="28"/>
+          <w:szCs w:val="28"/>
+        </w:rPr>
+        <w:t>), columns were merged to create a full name column (</w:t>
+      </w:r>
+      <w:proofErr w:type="spellStart"/>
+      <w:r>
+        <w:rPr>
+          <w:sz w:val="28"/>
+          <w:szCs w:val="28"/>
+        </w:rPr>
+        <w:t>first_name</w:t>
+      </w:r>
+      <w:proofErr w:type="spellEnd"/>
+      <w:r>
+        <w:rPr>
+          <w:sz w:val="28"/>
+          <w:szCs w:val="28"/>
+        </w:rPr>
+        <w:t xml:space="preserve"> and </w:t>
+      </w:r>
+      <w:proofErr w:type="spellStart"/>
+      <w:r>
+        <w:rPr>
+          <w:sz w:val="28"/>
+          <w:szCs w:val="28"/>
+        </w:rPr>
+        <w:t>last_name</w:t>
+      </w:r>
+      <w:proofErr w:type="spellEnd"/>
+      <w:r>
+        <w:rPr>
+          <w:sz w:val="28"/>
+          <w:szCs w:val="28"/>
+        </w:rPr>
+        <w:t xml:space="preserve"> to </w:t>
+      </w:r>
+      <w:proofErr w:type="spellStart"/>
+      <w:r>
+        <w:rPr>
+          <w:sz w:val="28"/>
+          <w:szCs w:val="28"/>
+        </w:rPr>
+        <w:t>full_</w:t>
+      </w:r>
+      <w:proofErr w:type="gramStart"/>
+      <w:r>
+        <w:rPr>
+          <w:sz w:val="28"/>
+          <w:szCs w:val="28"/>
+        </w:rPr>
+        <w:t>name</w:t>
+      </w:r>
+      <w:proofErr w:type="spellEnd"/>
+      <w:r>
+        <w:rPr>
+          <w:sz w:val="28"/>
+          <w:szCs w:val="28"/>
+        </w:rPr>
+        <w:t xml:space="preserve"> )</w:t>
+      </w:r>
+      <w:proofErr w:type="gramEnd"/>
+      <w:r>
+        <w:rPr>
+          <w:sz w:val="28"/>
+          <w:szCs w:val="28"/>
+        </w:rPr>
+        <w:t>, and the data type was changed to percentage (</w:t>
+      </w:r>
+      <w:proofErr w:type="spellStart"/>
+      <w:r>
+        <w:rPr>
+          <w:sz w:val="28"/>
+          <w:szCs w:val="28"/>
+        </w:rPr>
+        <w:t>discount_value</w:t>
+      </w:r>
+      <w:proofErr w:type="spellEnd"/>
+      <w:r>
+        <w:rPr>
+          <w:sz w:val="28"/>
+          <w:szCs w:val="28"/>
+        </w:rPr>
+        <w:t>).</w:t>
+      </w:r>
+    </w:p>
+    <w:tbl>
+      <w:tblPr>
+        <w:tblStyle w:val="TableGrid"/>
+        <w:tblW w:w="0" w:type="auto"/>
+        <w:tblLook w:val="04A0" w:firstRow="1" w:lastRow="0" w:firstColumn="1" w:lastColumn="0" w:noHBand="0" w:noVBand="1"/>
+      </w:tblPr>
+      <w:tblGrid>
+        <w:gridCol w:w="3436"/>
+        <w:gridCol w:w="5908"/>
+      </w:tblGrid>
+      <w:tr>
+        <w:tc>
+          <w:tcPr>
+            <w:tcW w:w="4675" w:type="dxa"/>
+          </w:tcPr>
+          <w:p>
+            <w:r>
+              <w:rPr>
+                <w:noProof/>
+              </w:rPr>
+              <w:lastRenderedPageBreak/>
+              <w:drawing>
+                <wp:inline distT="0" distB="0" distL="0" distR="0" wp14:anchorId="64A46C2E" wp14:editId="12D700EC">
+                  <wp:extent cx="2087880" cy="2636520"/>
+                  <wp:effectExtent l="0" t="0" r="7620" b="0"/>
+                  <wp:docPr id="198727655" name="Picture 5"/>
+                  <wp:cNvGraphicFramePr>
+                    <a:graphicFrameLocks xmlns:a="http://schemas.openxmlformats.org/drawingml/2006/main" noChangeAspect="1"/>
+                  </wp:cNvGraphicFramePr>
+                  <a:graphic xmlns:a="http://schemas.openxmlformats.org/drawingml/2006/main">
+                    <a:graphicData uri="http://schemas.openxmlformats.org/drawingml/2006/picture">
+                      <pic:pic xmlns:pic="http://schemas.openxmlformats.org/drawingml/2006/picture">
+                        <pic:nvPicPr>
+                          <pic:cNvPr id="0" name="Picture 15"/>
+                          <pic:cNvPicPr>
+                            <a:picLocks noChangeAspect="1" noChangeArrowheads="1"/>
+                          </pic:cNvPicPr>
+                        </pic:nvPicPr>
+                        <pic:blipFill>
+                          <a:blip r:embed="rId14">
+                            <a:extLst>
+                              <a:ext uri="{28A0092B-C50C-407E-A947-70E740481C1C}">
+                                <a14:useLocalDpi xmlns:a14="http://schemas.microsoft.com/office/drawing/2010/main" val="0"/>
+                              </a:ext>
+                            </a:extLst>
+                          </a:blip>
+                          <a:srcRect/>
+                          <a:stretch>
+                            <a:fillRect/>
+                          </a:stretch>
+                        </pic:blipFill>
+                        <pic:spPr bwMode="auto">
+                          <a:xfrm>
+                            <a:off x="0" y="0"/>
+                            <a:ext cx="2087880" cy="2636520"/>
+                          </a:xfrm>
+                          <a:prstGeom prst="rect">
+                            <a:avLst/>
+                          </a:prstGeom>
+                          <a:noFill/>
+                          <a:ln>
+                            <a:noFill/>
+                          </a:ln>
+                        </pic:spPr>
+                      </pic:pic>
+                    </a:graphicData>
+                  </a:graphic>
+                </wp:inline>
+              </w:drawing>
+            </w:r>
+          </w:p>
+        </w:tc>
+        <w:tc>
+          <w:tcPr>
+            <w:tcW w:w="4675" w:type="dxa"/>
+          </w:tcPr>
+          <w:p>
+            <w:r>
+              <w:rPr>
+                <w:noProof/>
+              </w:rPr>
+              <w:drawing>
+                <wp:inline distT="0" distB="0" distL="0" distR="0" wp14:anchorId="5D4B19E6" wp14:editId="252D874A">
+                  <wp:extent cx="3703320" cy="3298190"/>
+                  <wp:effectExtent l="0" t="0" r="0" b="0"/>
+                  <wp:docPr id="1929376006" name="Picture 6"/>
+                  <wp:cNvGraphicFramePr>
+                    <a:graphicFrameLocks xmlns:a="http://schemas.openxmlformats.org/drawingml/2006/main" noChangeAspect="1"/>
+                  </wp:cNvGraphicFramePr>
+                  <a:graphic xmlns:a="http://schemas.openxmlformats.org/drawingml/2006/main">
+                    <a:graphicData uri="http://schemas.openxmlformats.org/drawingml/2006/picture">
+                      <pic:pic xmlns:pic="http://schemas.openxmlformats.org/drawingml/2006/picture">
+                        <pic:nvPicPr>
+                          <pic:cNvPr id="0" name="Picture 17"/>
+                          <pic:cNvPicPr>
+                            <a:picLocks noChangeAspect="1" noChangeArrowheads="1"/>
+                          </pic:cNvPicPr>
+                        </pic:nvPicPr>
+                        <pic:blipFill>
+                          <a:blip r:embed="rId15">
+                            <a:extLst>
+                              <a:ext uri="{28A0092B-C50C-407E-A947-70E740481C1C}">
+                                <a14:useLocalDpi xmlns:a14="http://schemas.microsoft.com/office/drawing/2010/main" val="0"/>
+                              </a:ext>
+                            </a:extLst>
+                          </a:blip>
+                          <a:srcRect/>
+                          <a:stretch>
+                            <a:fillRect/>
+                          </a:stretch>
+                        </pic:blipFill>
+                        <pic:spPr bwMode="auto">
+                          <a:xfrm>
+                            <a:off x="0" y="0"/>
+                            <a:ext cx="3714814" cy="3308427"/>
+                          </a:xfrm>
+                          <a:prstGeom prst="rect">
+                            <a:avLst/>
+                          </a:prstGeom>
+                          <a:noFill/>
+                          <a:ln>
+                            <a:noFill/>
+                          </a:ln>
+                        </pic:spPr>
+                      </pic:pic>
+                    </a:graphicData>
+                  </a:graphic>
+                </wp:inline>
+              </w:drawing>
+            </w:r>
+          </w:p>
+        </w:tc>
+      </w:tr>
+    </w:tbl>
+    <w:p/>
+    <w:tbl>
+      <w:tblPr>
+        <w:tblStyle w:val="TableGrid"/>
+        <w:tblW w:w="0" w:type="auto"/>
+        <w:tblLook w:val="04A0" w:firstRow="1" w:lastRow="0" w:firstColumn="1" w:lastColumn="0" w:noHBand="0" w:noVBand="1"/>
+      </w:tblPr>
+      <w:tblGrid>
+        <w:gridCol w:w="9344"/>
+      </w:tblGrid>
+      <w:tr>
+        <w:tc>
+          <w:tcPr>
+            <w:tcW w:w="9350" w:type="dxa"/>
+          </w:tcPr>
+          <w:p>
+            <w:r>
+              <w:rPr>
+                <w:noProof/>
+              </w:rPr>
+              <w:drawing>
+                <wp:inline distT="0" distB="0" distL="0" distR="0" wp14:anchorId="5EABE996" wp14:editId="042D192E">
+                  <wp:extent cx="5943600" cy="3089275"/>
+                  <wp:effectExtent l="0" t="0" r="0" b="0"/>
+                  <wp:docPr id="1042558858" name="Picture 4"/>
+                  <wp:cNvGraphicFramePr>
+                    <a:graphicFrameLocks xmlns:a="http://schemas.openxmlformats.org/drawingml/2006/main" noChangeAspect="1"/>
+                  </wp:cNvGraphicFramePr>
+                  <a:graphic xmlns:a="http://schemas.openxmlformats.org/drawingml/2006/main">
+                    <a:graphicData uri="http://schemas.openxmlformats.org/drawingml/2006/picture">
+                      <pic:pic xmlns:pic="http://schemas.openxmlformats.org/drawingml/2006/picture">
+                        <pic:nvPicPr>
+                          <pic:cNvPr id="0" name="Picture 13"/>
+                          <pic:cNvPicPr>
+                            <a:picLocks noChangeAspect="1" noChangeArrowheads="1"/>
+                          </pic:cNvPicPr>
+                        </pic:nvPicPr>
+                        <pic:blipFill>
+                          <a:blip r:embed="rId16">
+                            <a:extLst>
+                              <a:ext uri="{28A0092B-C50C-407E-A947-70E740481C1C}">
+                                <a14:useLocalDpi xmlns:a14="http://schemas.microsoft.com/office/drawing/2010/main" val="0"/>
+                              </a:ext>
+                            </a:extLst>
+                          </a:blip>
+                          <a:srcRect/>
+                          <a:stretch>
+                            <a:fillRect/>
+                          </a:stretch>
+                        </pic:blipFill>
+                        <pic:spPr bwMode="auto">
+                          <a:xfrm>
+                            <a:off x="0" y="0"/>
+                            <a:ext cx="5943600" cy="3089275"/>
+                          </a:xfrm>
+                          <a:prstGeom prst="rect">
+                            <a:avLst/>
+                          </a:prstGeom>
+                          <a:noFill/>
+                          <a:ln>
+                            <a:noFill/>
+                          </a:ln>
+                        </pic:spPr>
+                      </pic:pic>
+                    </a:graphicData>
+                  </a:graphic>
+                </wp:inline>
+              </w:drawing>
+            </w:r>
+          </w:p>
+        </w:tc>
+      </w:tr>
+    </w:tbl>
+    <w:p>
+      <w:r>
+        <w:t xml:space="preserve"> </w:t>
+      </w:r>
+    </w:p>
+    <w:p>
+      <w:pPr>
+        <w:rPr>
+          <w:sz w:val="28"/>
+          <w:szCs w:val="28"/>
+        </w:rPr>
+      </w:pPr>
+    </w:p>
+    <w:p>
+      <w:pPr>
+        <w:rPr>
+          <w:sz w:val="28"/>
+          <w:szCs w:val="28"/>
+        </w:rPr>
+      </w:pPr>
+    </w:p>
+    <w:p>
+      <w:pPr>
+        <w:rPr>
+          <w:sz w:val="28"/>
+          <w:szCs w:val="28"/>
+        </w:rPr>
+      </w:pPr>
+    </w:p>
+    <w:p>
+      <w:pPr>
+        <w:rPr>
+          <w:sz w:val="28"/>
+          <w:szCs w:val="28"/>
+        </w:rPr>
+      </w:pPr>
+    </w:p>
+    <w:p>
+      <w:pPr>
+        <w:rPr>
+          <w:sz w:val="28"/>
+          <w:szCs w:val="28"/>
+        </w:rPr>
+      </w:pPr>
+    </w:p>
+    <w:p>
+      <w:pPr>
+        <w:rPr>
+          <w:sz w:val="28"/>
+          <w:szCs w:val="28"/>
+        </w:rPr>
+      </w:pPr>
+    </w:p>
+    <w:p>
+      <w:pPr>
+        <w:rPr>
+          <w:sz w:val="28"/>
+          <w:szCs w:val="28"/>
+        </w:rPr>
+      </w:pPr>
+    </w:p>
+    <w:p>
+      <w:pPr>
+        <w:rPr>
+          <w:sz w:val="28"/>
+          <w:szCs w:val="28"/>
+        </w:rPr>
+      </w:pPr>
+    </w:p>
+    <w:p>
+      <w:pPr>
+        <w:rPr>
+          <w:sz w:val="28"/>
+          <w:szCs w:val="28"/>
+        </w:rPr>
+      </w:pPr>
+    </w:p>
+    <w:p>
+      <w:pPr>
+        <w:rPr>
+          <w:sz w:val="28"/>
+          <w:szCs w:val="28"/>
+        </w:rPr>
+      </w:pPr>
+    </w:p>
+    <w:p>
+      <w:pPr>
+        <w:rPr>
+          <w:sz w:val="28"/>
+          <w:szCs w:val="28"/>
+        </w:rPr>
+      </w:pPr>
+    </w:p>
+    <w:p>
+      <w:pPr>
+        <w:rPr>
+          <w:sz w:val="28"/>
+          <w:szCs w:val="28"/>
+        </w:rPr>
+      </w:pPr>
+      <w:r>
+        <w:rPr>
+          <w:sz w:val="28"/>
+          <w:szCs w:val="28"/>
+        </w:rPr>
+        <w:t>Added a support table for saving visualization of measures for HTML content</w:t>
+      </w:r>
+      <w:r>
+        <w:rPr>
+          <w:sz w:val="28"/>
+          <w:szCs w:val="28"/>
+        </w:rPr>
+        <w:t>.</w:t>
+      </w:r>
+    </w:p>
+    <w:tbl>
+      <w:tblPr>
+        <w:tblStyle w:val="TableGrid"/>
+        <w:tblW w:w="0" w:type="auto"/>
+        <w:tblLook w:val="04A0" w:firstRow="1" w:lastRow="0" w:firstColumn="1" w:lastColumn="0" w:noHBand="0" w:noVBand="1"/>
+      </w:tblPr>
+      <w:tblGrid>
+        <w:gridCol w:w="4579"/>
+      </w:tblGrid>
+      <w:tr>
+        <w:trPr>
+          <w:trHeight w:val="4100"/>
+        </w:trPr>
+        <w:tc>
+          <w:tcPr>
+            <w:tcW w:w="4579" w:type="dxa"/>
+          </w:tcPr>
+          <w:p>
+            <w:r>
+              <w:rPr>
+                <w:noProof/>
+              </w:rPr>
+              <w:drawing>
+                <wp:inline distT="0" distB="0" distL="0" distR="0" wp14:anchorId="512BAC96" wp14:editId="1388DD26">
+                  <wp:extent cx="2674620" cy="3680460"/>
+                  <wp:effectExtent l="0" t="0" r="0" b="0"/>
+                  <wp:docPr id="546457937" name="Picture 7"/>
+                  <wp:cNvGraphicFramePr>
+                    <a:graphicFrameLocks xmlns:a="http://schemas.openxmlformats.org/drawingml/2006/main" noChangeAspect="1"/>
+                  </wp:cNvGraphicFramePr>
+                  <a:graphic xmlns:a="http://schemas.openxmlformats.org/drawingml/2006/main">
+                    <a:graphicData uri="http://schemas.openxmlformats.org/drawingml/2006/picture">
+                      <pic:pic xmlns:pic="http://schemas.openxmlformats.org/drawingml/2006/picture">
+                        <pic:nvPicPr>
+                          <pic:cNvPr id="0" name="Picture 19"/>
+                          <pic:cNvPicPr>
+                            <a:picLocks noChangeAspect="1" noChangeArrowheads="1"/>
+                          </pic:cNvPicPr>
+                        </pic:nvPicPr>
+                        <pic:blipFill>
+                          <a:blip r:embed="rId17">
+                            <a:extLst>
+                              <a:ext uri="{28A0092B-C50C-407E-A947-70E740481C1C}">
+                                <a14:useLocalDpi xmlns:a14="http://schemas.microsoft.com/office/drawing/2010/main" val="0"/>
+                              </a:ext>
+                            </a:extLst>
+                          </a:blip>
+                          <a:srcRect/>
+                          <a:stretch>
+                            <a:fillRect/>
+                          </a:stretch>
+                        </pic:blipFill>
+                        <pic:spPr bwMode="auto">
+                          <a:xfrm>
+                            <a:off x="0" y="0"/>
+                            <a:ext cx="2674620" cy="3680460"/>
+                          </a:xfrm>
+                          <a:prstGeom prst="rect">
+                            <a:avLst/>
+                          </a:prstGeom>
+                          <a:noFill/>
+                          <a:ln>
+                            <a:noFill/>
+                          </a:ln>
+                        </pic:spPr>
+                      </pic:pic>
+                    </a:graphicData>
+                  </a:graphic>
+                </wp:inline>
+              </w:drawing>
+            </w:r>
+          </w:p>
+        </w:tc>
+      </w:tr>
+    </w:tbl>
+    <w:p/>
+    <w:p>
+      <w:pPr>
+        <w:rPr>
+          <w:sz w:val="28"/>
+          <w:szCs w:val="28"/>
+        </w:rPr>
+      </w:pPr>
+      <w:r>
+        <w:rPr>
+          <w:sz w:val="28"/>
+          <w:szCs w:val="28"/>
+        </w:rPr>
+        <w:t xml:space="preserve">The </w:t>
+      </w:r>
+      <w:proofErr w:type="spellStart"/>
+      <w:r>
+        <w:rPr>
+          <w:sz w:val="28"/>
+          <w:szCs w:val="28"/>
+        </w:rPr>
+        <w:t>DimDates</w:t>
+      </w:r>
+      <w:proofErr w:type="spellEnd"/>
+      <w:r>
+        <w:rPr>
+          <w:sz w:val="28"/>
+          <w:szCs w:val="28"/>
+        </w:rPr>
+        <w:t xml:space="preserve"> table is used as a date table</w:t>
+      </w:r>
+      <w:r>
+        <w:rPr>
+          <w:sz w:val="28"/>
+          <w:szCs w:val="28"/>
+        </w:rPr>
+        <w:t>.</w:t>
+      </w:r>
+    </w:p>
+    <w:tbl>
+      <w:tblPr>
+        <w:tblStyle w:val="TableGrid"/>
+        <w:tblW w:w="0" w:type="auto"/>
+        <w:tblLook w:val="04A0" w:firstRow="1" w:lastRow="0" w:firstColumn="1" w:lastColumn="0" w:noHBand="0" w:noVBand="1"/>
+      </w:tblPr>
+      <w:tblGrid>
+        <w:gridCol w:w="7848"/>
+      </w:tblGrid>
+      <w:tr>
+        <w:trPr>
+          <w:trHeight w:val="4527"/>
+        </w:trPr>
+        <w:tc>
+          <w:tcPr>
+            <w:tcW w:w="7636" w:type="dxa"/>
+          </w:tcPr>
+          <w:p>
+            <w:r>
+              <w:rPr>
+                <w:noProof/>
+              </w:rPr>
+              <w:drawing>
+                <wp:inline distT="0" distB="0" distL="0" distR="0" wp14:anchorId="0498A871" wp14:editId="6F829BEA">
+                  <wp:extent cx="4846320" cy="3156585"/>
+                  <wp:effectExtent l="0" t="0" r="0" b="5715"/>
+                  <wp:docPr id="1369319930" name="Picture 8"/>
+                  <wp:cNvGraphicFramePr>
+                    <a:graphicFrameLocks xmlns:a="http://schemas.openxmlformats.org/drawingml/2006/main" noChangeAspect="1"/>
+                  </wp:cNvGraphicFramePr>
+                  <a:graphic xmlns:a="http://schemas.openxmlformats.org/drawingml/2006/main">
+                    <a:graphicData uri="http://schemas.openxmlformats.org/drawingml/2006/picture">
+                      <pic:pic xmlns:pic="http://schemas.openxmlformats.org/drawingml/2006/picture">
+                        <pic:nvPicPr>
+                          <pic:cNvPr id="0" name="Picture 21"/>
+                          <pic:cNvPicPr>
+                            <a:picLocks noChangeAspect="1" noChangeArrowheads="1"/>
+                          </pic:cNvPicPr>
+                        </pic:nvPicPr>
+                        <pic:blipFill>
+                          <a:blip r:embed="rId18">
+                            <a:extLst>
+                              <a:ext uri="{28A0092B-C50C-407E-A947-70E740481C1C}">
+                                <a14:useLocalDpi xmlns:a14="http://schemas.microsoft.com/office/drawing/2010/main" val="0"/>
+                              </a:ext>
+                            </a:extLst>
+                          </a:blip>
+                          <a:srcRect/>
+                          <a:stretch>
+                            <a:fillRect/>
+                          </a:stretch>
+                        </pic:blipFill>
+                        <pic:spPr bwMode="auto">
+                          <a:xfrm>
+                            <a:off x="0" y="0"/>
+                            <a:ext cx="4856101" cy="3162956"/>
+                          </a:xfrm>
+                          <a:prstGeom prst="rect">
+                            <a:avLst/>
+                          </a:prstGeom>
+                          <a:noFill/>
+                          <a:ln>
+                            <a:noFill/>
+                          </a:ln>
+                        </pic:spPr>
+                      </pic:pic>
+                    </a:graphicData>
+                  </a:graphic>
+                </wp:inline>
+              </w:drawing>
+            </w:r>
+          </w:p>
+        </w:tc>
+      </w:tr>
+    </w:tbl>
+    <w:p/>
+    <w:p>
+      <w:pPr>
+        <w:ind w:firstLine="720"/>
+        <w:rPr>
+          <w:sz w:val="28"/>
+          <w:szCs w:val="28"/>
+        </w:rPr>
+      </w:pPr>
+    </w:p>
+    <w:p>
+      <w:pPr>
+        <w:ind w:firstLine="720"/>
+        <w:rPr>
+          <w:sz w:val="28"/>
+          <w:szCs w:val="28"/>
+        </w:rPr>
+      </w:pPr>
+    </w:p>
+    <w:p>
+      <w:pPr>
+        <w:ind w:firstLine="720"/>
+        <w:rPr>
+          <w:sz w:val="28"/>
+          <w:szCs w:val="28"/>
+        </w:rPr>
+      </w:pPr>
+    </w:p>
+    <w:p>
+      <w:pPr>
+        <w:ind w:firstLine="720"/>
+        <w:rPr>
+          <w:sz w:val="28"/>
+          <w:szCs w:val="28"/>
+        </w:rPr>
+      </w:pPr>
+    </w:p>
+    <w:p>
+      <w:pPr>
+        <w:ind w:firstLine="720"/>
+        <w:rPr>
+          <w:sz w:val="28"/>
+          <w:szCs w:val="28"/>
+        </w:rPr>
+      </w:pPr>
+      <w:r>
+        <w:rPr>
+          <w:sz w:val="28"/>
+          <w:szCs w:val="28"/>
+        </w:rPr>
+        <w:lastRenderedPageBreak/>
+        <w:t>The title and logo were selected and created using a custom visualization based on HTML content.  The report includes the following pages: Global Sales Overview, Products and Customers Performance, Store &amp; Payment Overview, Promotion Deep-dive, Sales Geography.</w:t>
+      </w:r>
+    </w:p>
+    <w:tbl>
+      <w:tblPr>
+        <w:tblStyle w:val="TableGrid"/>
+        <w:tblW w:w="0" w:type="auto"/>
+        <w:tblLook w:val="04A0" w:firstRow="1" w:lastRow="0" w:firstColumn="1" w:lastColumn="0" w:noHBand="0" w:noVBand="1"/>
+      </w:tblPr>
+      <w:tblGrid>
+        <w:gridCol w:w="9344"/>
+      </w:tblGrid>
+      <w:tr>
+        <w:tc>
+          <w:tcPr>
+            <w:tcW w:w="9350" w:type="dxa"/>
+          </w:tcPr>
+          <w:p>
+            <w:r>
+              <w:rPr>
+                <w:noProof/>
+              </w:rPr>
+              <w:drawing>
+                <wp:inline distT="0" distB="0" distL="0" distR="0" wp14:anchorId="00A447F0" wp14:editId="39687344">
+                  <wp:extent cx="5943600" cy="417830"/>
+                  <wp:effectExtent l="0" t="0" r="0" b="1270"/>
+                  <wp:docPr id="1384687282" name="Picture 9"/>
+                  <wp:cNvGraphicFramePr>
+                    <a:graphicFrameLocks xmlns:a="http://schemas.openxmlformats.org/drawingml/2006/main" noChangeAspect="1"/>
+                  </wp:cNvGraphicFramePr>
+                  <a:graphic xmlns:a="http://schemas.openxmlformats.org/drawingml/2006/main">
+                    <a:graphicData uri="http://schemas.openxmlformats.org/drawingml/2006/picture">
+                      <pic:pic xmlns:pic="http://schemas.openxmlformats.org/drawingml/2006/picture">
+                        <pic:nvPicPr>
+                          <pic:cNvPr id="0" name="Picture 23"/>
+                          <pic:cNvPicPr>
+                            <a:picLocks noChangeAspect="1" noChangeArrowheads="1"/>
+                          </pic:cNvPicPr>
+                        </pic:nvPicPr>
+                        <pic:blipFill>
+                          <a:blip r:embed="rId19">
+                            <a:extLst>
+                              <a:ext uri="{28A0092B-C50C-407E-A947-70E740481C1C}">
+                                <a14:useLocalDpi xmlns:a14="http://schemas.microsoft.com/office/drawing/2010/main" val="0"/>
+                              </a:ext>
+                            </a:extLst>
+                          </a:blip>
+                          <a:srcRect/>
+                          <a:stretch>
+                            <a:fillRect/>
+                          </a:stretch>
+                        </pic:blipFill>
+                        <pic:spPr bwMode="auto">
+                          <a:xfrm>
+                            <a:off x="0" y="0"/>
+                            <a:ext cx="5943600" cy="417830"/>
+                          </a:xfrm>
+                          <a:prstGeom prst="rect">
+                            <a:avLst/>
+                          </a:prstGeom>
+                          <a:noFill/>
+                          <a:ln>
+                            <a:noFill/>
+                          </a:ln>
+                        </pic:spPr>
+                      </pic:pic>
+                    </a:graphicData>
+                  </a:graphic>
+                </wp:inline>
+              </w:drawing>
+            </w:r>
+          </w:p>
+        </w:tc>
+      </w:tr>
+    </w:tbl>
+    <w:p>
+      <w:pPr>
+        <w:spacing w:after="120"/>
+        <w:ind w:firstLine="720"/>
+        <w:jc w:val="both"/>
+      </w:pPr>
+    </w:p>
+    <w:p>
+      <w:pPr>
+        <w:spacing w:after="120"/>
+        <w:ind w:firstLine="720"/>
+        <w:jc w:val="both"/>
+        <w:rPr>
+          <w:sz w:val="28"/>
+          <w:szCs w:val="28"/>
+        </w:rPr>
+      </w:pPr>
+      <w:r>
+        <w:rPr>
+          <w:sz w:val="28"/>
+          <w:szCs w:val="28"/>
+        </w:rPr>
+        <w:t xml:space="preserve">I implemented a dynamic header using DAX measures and Card visuals. I used the </w:t>
+      </w:r>
+      <w:proofErr w:type="gramStart"/>
+      <w:r>
+        <w:rPr>
+          <w:sz w:val="28"/>
+          <w:szCs w:val="28"/>
+        </w:rPr>
+        <w:t>USERPRINCIPALNAME</w:t>
+      </w:r>
+      <w:r>
+        <w:rPr>
+          <w:sz w:val="28"/>
+          <w:szCs w:val="28"/>
+        </w:rPr>
+        <w:t>(</w:t>
+      </w:r>
+      <w:proofErr w:type="gramEnd"/>
+      <w:r>
+        <w:rPr>
+          <w:sz w:val="28"/>
+          <w:szCs w:val="28"/>
+        </w:rPr>
+        <w:t>) function to create a "Welcome" greeting and the FORMAT(</w:t>
+      </w:r>
+      <w:proofErr w:type="gramStart"/>
+      <w:r>
+        <w:rPr>
+          <w:sz w:val="28"/>
+          <w:szCs w:val="28"/>
+        </w:rPr>
+        <w:t>TODAY(</w:t>
+      </w:r>
+      <w:proofErr w:type="gramEnd"/>
+      <w:r>
+        <w:rPr>
+          <w:sz w:val="28"/>
+          <w:szCs w:val="28"/>
+        </w:rPr>
+        <w:t>)) function to display the current date. This ensures the report feels personalized.</w:t>
+      </w:r>
+    </w:p>
+    <w:tbl>
+      <w:tblPr>
+        <w:tblStyle w:val="TableGrid"/>
+        <w:tblW w:w="0" w:type="auto"/>
+        <w:tblLook w:val="04A0" w:firstRow="1" w:lastRow="0" w:firstColumn="1" w:lastColumn="0" w:noHBand="0" w:noVBand="1"/>
+      </w:tblPr>
+      <w:tblGrid>
+        <w:gridCol w:w="3452"/>
+      </w:tblGrid>
+      <w:tr>
+        <w:trPr>
+          <w:trHeight w:val="984"/>
+        </w:trPr>
+        <w:tc>
+          <w:tcPr>
+            <w:tcW w:w="3452" w:type="dxa"/>
+          </w:tcPr>
+          <w:p>
+            <w:r>
+              <w:drawing>
+                <wp:inline distT="0" distB="0" distL="0" distR="0" wp14:anchorId="771AD091" wp14:editId="5AC04050">
+                  <wp:extent cx="1584960" cy="612968"/>
+                  <wp:effectExtent l="0" t="0" r="0" b="0"/>
+                  <wp:docPr id="1332126644" name="Picture 1"/>
+                  <wp:cNvGraphicFramePr>
+                    <a:graphicFrameLocks xmlns:a="http://schemas.openxmlformats.org/drawingml/2006/main" noChangeAspect="1"/>
+                  </wp:cNvGraphicFramePr>
+                  <a:graphic xmlns:a="http://schemas.openxmlformats.org/drawingml/2006/main">
+                    <a:graphicData uri="http://schemas.openxmlformats.org/drawingml/2006/picture">
+                      <pic:pic xmlns:pic="http://schemas.openxmlformats.org/drawingml/2006/picture">
+                        <pic:nvPicPr>
+                          <pic:cNvPr id="1332126644" name=""/>
+                          <pic:cNvPicPr/>
+                        </pic:nvPicPr>
+                        <pic:blipFill>
+                          <a:blip r:embed="rId20"/>
+                          <a:stretch>
+                            <a:fillRect/>
+                          </a:stretch>
+                        </pic:blipFill>
+                        <pic:spPr>
+                          <a:xfrm>
+                            <a:off x="0" y="0"/>
+                            <a:ext cx="1587782" cy="614059"/>
+                          </a:xfrm>
+                          <a:prstGeom prst="rect">
+                            <a:avLst/>
+                          </a:prstGeom>
+                        </pic:spPr>
+                      </pic:pic>
+                    </a:graphicData>
+                  </a:graphic>
+                </wp:inline>
+              </w:drawing>
+            </w:r>
+          </w:p>
+        </w:tc>
+      </w:tr>
+    </w:tbl>
+    <w:p>
+      <w:pPr>
+        <w:ind w:firstLine="720"/>
+        <w:rPr>
+          <w:sz w:val="28"/>
+          <w:szCs w:val="28"/>
+        </w:rPr>
+      </w:pPr>
+      <w:r>
+        <w:rPr>
+          <w:sz w:val="28"/>
+          <w:szCs w:val="28"/>
+        </w:rPr>
+        <w:t>Using DA</w:t>
+      </w:r>
+      <w:r>
+        <w:rPr>
+          <w:sz w:val="28"/>
+          <w:szCs w:val="28"/>
+        </w:rPr>
+        <w:t>X</w:t>
+      </w:r>
+      <w:r>
+        <w:rPr>
+          <w:sz w:val="28"/>
+          <w:szCs w:val="28"/>
+        </w:rPr>
+        <w:t xml:space="preserve">, I created measures such as: Sales YTD, Sales MTD, Sales QTD, Top 10 products and customers, Top Country, Total quantity and others. </w:t>
+      </w:r>
+    </w:p>
+    <w:tbl>
+      <w:tblPr>
+        <w:tblStyle w:val="TableGrid"/>
+        <w:tblW w:w="0" w:type="auto"/>
+        <w:tblLook w:val="04A0" w:firstRow="1" w:lastRow="0" w:firstColumn="1" w:lastColumn="0" w:noHBand="0" w:noVBand="1"/>
+      </w:tblPr>
+      <w:tblGrid>
+        <w:gridCol w:w="9344"/>
+      </w:tblGrid>
+      <w:tr>
+        <w:tc>
+          <w:tcPr>
+            <w:tcW w:w="9350" w:type="dxa"/>
+          </w:tcPr>
+          <w:p>
+            <w:r>
+              <w:rPr>
+                <w:noProof/>
+              </w:rPr>
+              <w:drawing>
+                <wp:inline distT="0" distB="0" distL="0" distR="0" wp14:anchorId="1C701DCC" wp14:editId="1433E1B2">
+                  <wp:extent cx="5943600" cy="464185"/>
+                  <wp:effectExtent l="0" t="0" r="0" b="0"/>
+                  <wp:docPr id="326917992" name="Picture 11"/>
+                  <wp:cNvGraphicFramePr>
+                    <a:graphicFrameLocks xmlns:a="http://schemas.openxmlformats.org/drawingml/2006/main" noChangeAspect="1"/>
+                  </wp:cNvGraphicFramePr>
+                  <a:graphic xmlns:a="http://schemas.openxmlformats.org/drawingml/2006/main">
+                    <a:graphicData uri="http://schemas.openxmlformats.org/drawingml/2006/picture">
+                      <pic:pic xmlns:pic="http://schemas.openxmlformats.org/drawingml/2006/picture">
+                        <pic:nvPicPr>
+                          <pic:cNvPr id="0" name="Picture 30"/>
+                          <pic:cNvPicPr>
+                            <a:picLocks noChangeAspect="1" noChangeArrowheads="1"/>
+                          </pic:cNvPicPr>
+                        </pic:nvPicPr>
+                        <pic:blipFill>
+                          <a:blip r:embed="rId21">
+                            <a:extLst>
+                              <a:ext uri="{28A0092B-C50C-407E-A947-70E740481C1C}">
+                                <a14:useLocalDpi xmlns:a14="http://schemas.microsoft.com/office/drawing/2010/main" val="0"/>
+                              </a:ext>
+                            </a:extLst>
+                          </a:blip>
+                          <a:srcRect/>
+                          <a:stretch>
+                            <a:fillRect/>
+                          </a:stretch>
+                        </pic:blipFill>
+                        <pic:spPr bwMode="auto">
+                          <a:xfrm>
+                            <a:off x="0" y="0"/>
+                            <a:ext cx="5943600" cy="464185"/>
+                          </a:xfrm>
+                          <a:prstGeom prst="rect">
+                            <a:avLst/>
+                          </a:prstGeom>
+                          <a:noFill/>
+                          <a:ln>
+                            <a:noFill/>
+                          </a:ln>
+                        </pic:spPr>
+                      </pic:pic>
+                    </a:graphicData>
+                  </a:graphic>
+                </wp:inline>
+              </w:drawing>
+            </w:r>
+          </w:p>
+        </w:tc>
+      </w:tr>
+      <w:tr>
+        <w:tc>
+          <w:tcPr>
+            <w:tcW w:w="9350" w:type="dxa"/>
+          </w:tcPr>
+          <w:p>
+            <w:r>
+              <w:rPr>
+                <w:noProof/>
+              </w:rPr>
+              <w:drawing>
+                <wp:inline distT="0" distB="0" distL="0" distR="0" wp14:anchorId="25662130" wp14:editId="5A13F8C4">
+                  <wp:extent cx="4907280" cy="502920"/>
+                  <wp:effectExtent l="0" t="0" r="7620" b="0"/>
+                  <wp:docPr id="1984277367" name="Picture 12"/>
+                  <wp:cNvGraphicFramePr>
+                    <a:graphicFrameLocks xmlns:a="http://schemas.openxmlformats.org/drawingml/2006/main" noChangeAspect="1"/>
+                  </wp:cNvGraphicFramePr>
+                  <a:graphic xmlns:a="http://schemas.openxmlformats.org/drawingml/2006/main">
+                    <a:graphicData uri="http://schemas.openxmlformats.org/drawingml/2006/picture">
+                      <pic:pic xmlns:pic="http://schemas.openxmlformats.org/drawingml/2006/picture">
+                        <pic:nvPicPr>
+                          <pic:cNvPr id="0" name="Picture 32"/>
+                          <pic:cNvPicPr>
+                            <a:picLocks noChangeAspect="1" noChangeArrowheads="1"/>
+                          </pic:cNvPicPr>
+                        </pic:nvPicPr>
+                        <pic:blipFill>
+                          <a:blip r:embed="rId22">
+                            <a:extLst>
+                              <a:ext uri="{28A0092B-C50C-407E-A947-70E740481C1C}">
+                                <a14:useLocalDpi xmlns:a14="http://schemas.microsoft.com/office/drawing/2010/main" val="0"/>
+                              </a:ext>
+                            </a:extLst>
+                          </a:blip>
+                          <a:srcRect/>
+                          <a:stretch>
+                            <a:fillRect/>
+                          </a:stretch>
+                        </pic:blipFill>
+                        <pic:spPr bwMode="auto">
+                          <a:xfrm>
+                            <a:off x="0" y="0"/>
+                            <a:ext cx="4907280" cy="502920"/>
+                          </a:xfrm>
+                          <a:prstGeom prst="rect">
+                            <a:avLst/>
+                          </a:prstGeom>
+                          <a:noFill/>
+                          <a:ln>
+                            <a:noFill/>
+                          </a:ln>
+                        </pic:spPr>
+                      </pic:pic>
+                    </a:graphicData>
+                  </a:graphic>
+                </wp:inline>
+              </w:drawing>
+            </w:r>
+          </w:p>
+        </w:tc>
+      </w:tr>
+      <w:tr>
+        <w:tc>
+          <w:tcPr>
+            <w:tcW w:w="9350" w:type="dxa"/>
+          </w:tcPr>
+          <w:p>
+            <w:r>
+              <w:rPr>
+                <w:noProof/>
+              </w:rPr>
+              <w:drawing>
+                <wp:inline distT="0" distB="0" distL="0" distR="0" wp14:anchorId="4B3B583C" wp14:editId="3EB4D841">
+                  <wp:extent cx="4732020" cy="419100"/>
+                  <wp:effectExtent l="0" t="0" r="0" b="0"/>
+                  <wp:docPr id="1085564983" name="Picture 13"/>
+                  <wp:cNvGraphicFramePr>
+                    <a:graphicFrameLocks xmlns:a="http://schemas.openxmlformats.org/drawingml/2006/main" noChangeAspect="1"/>
+                  </wp:cNvGraphicFramePr>
+                  <a:graphic xmlns:a="http://schemas.openxmlformats.org/drawingml/2006/main">
+                    <a:graphicData uri="http://schemas.openxmlformats.org/drawingml/2006/picture">
+                      <pic:pic xmlns:pic="http://schemas.openxmlformats.org/drawingml/2006/picture">
+                        <pic:nvPicPr>
+                          <pic:cNvPr id="0" name="Picture 34"/>
+                          <pic:cNvPicPr>
+                            <a:picLocks noChangeAspect="1" noChangeArrowheads="1"/>
+                          </pic:cNvPicPr>
+                        </pic:nvPicPr>
+                        <pic:blipFill>
+                          <a:blip r:embed="rId23">
+                            <a:extLst>
+                              <a:ext uri="{28A0092B-C50C-407E-A947-70E740481C1C}">
+                                <a14:useLocalDpi xmlns:a14="http://schemas.microsoft.com/office/drawing/2010/main" val="0"/>
+                              </a:ext>
+                            </a:extLst>
+                          </a:blip>
+                          <a:srcRect/>
+                          <a:stretch>
+                            <a:fillRect/>
+                          </a:stretch>
+                        </pic:blipFill>
+                        <pic:spPr bwMode="auto">
+                          <a:xfrm>
+                            <a:off x="0" y="0"/>
+                            <a:ext cx="4732020" cy="419100"/>
+                          </a:xfrm>
+                          <a:prstGeom prst="rect">
+                            <a:avLst/>
+                          </a:prstGeom>
+                          <a:noFill/>
+                          <a:ln>
+                            <a:noFill/>
+                          </a:ln>
+                        </pic:spPr>
+                      </pic:pic>
+                    </a:graphicData>
+                  </a:graphic>
+                </wp:inline>
+              </w:drawing>
+            </w:r>
+          </w:p>
+        </w:tc>
+      </w:tr>
+      <w:tr>
+        <w:tc>
+          <w:tcPr>
+            <w:tcW w:w="9350" w:type="dxa"/>
+          </w:tcPr>
+          <w:p>
+            <w:r>
+              <w:rPr>
+                <w:noProof/>
+              </w:rPr>
+              <w:drawing>
+                <wp:inline distT="0" distB="0" distL="0" distR="0" wp14:anchorId="3AD90304" wp14:editId="32557C48">
+                  <wp:extent cx="5943600" cy="293370"/>
+                  <wp:effectExtent l="0" t="0" r="0" b="0"/>
+                  <wp:docPr id="941458836" name="Picture 14"/>
+                  <wp:cNvGraphicFramePr>
+                    <a:graphicFrameLocks xmlns:a="http://schemas.openxmlformats.org/drawingml/2006/main" noChangeAspect="1"/>
+                  </wp:cNvGraphicFramePr>
+                  <a:graphic xmlns:a="http://schemas.openxmlformats.org/drawingml/2006/main">
+                    <a:graphicData uri="http://schemas.openxmlformats.org/drawingml/2006/picture">
+                      <pic:pic xmlns:pic="http://schemas.openxmlformats.org/drawingml/2006/picture">
+                        <pic:nvPicPr>
+                          <pic:cNvPr id="0" name="Picture 36"/>
+                          <pic:cNvPicPr>
+                            <a:picLocks noChangeAspect="1" noChangeArrowheads="1"/>
+                          </pic:cNvPicPr>
+                        </pic:nvPicPr>
+                        <pic:blipFill>
+                          <a:blip r:embed="rId24">
+                            <a:extLst>
+                              <a:ext uri="{28A0092B-C50C-407E-A947-70E740481C1C}">
+                                <a14:useLocalDpi xmlns:a14="http://schemas.microsoft.com/office/drawing/2010/main" val="0"/>
+                              </a:ext>
+                            </a:extLst>
+                          </a:blip>
+                          <a:srcRect/>
+                          <a:stretch>
+                            <a:fillRect/>
+                          </a:stretch>
+                        </pic:blipFill>
+                        <pic:spPr bwMode="auto">
+                          <a:xfrm>
+                            <a:off x="0" y="0"/>
+                            <a:ext cx="5943600" cy="293370"/>
+                          </a:xfrm>
+                          <a:prstGeom prst="rect">
+                            <a:avLst/>
+                          </a:prstGeom>
+                          <a:noFill/>
+                          <a:ln>
+                            <a:noFill/>
+                          </a:ln>
+                        </pic:spPr>
+                      </pic:pic>
+                    </a:graphicData>
+                  </a:graphic>
+                </wp:inline>
+              </w:drawing>
+            </w:r>
+          </w:p>
+        </w:tc>
+      </w:tr>
+      <w:tr>
+        <w:tc>
+          <w:tcPr>
+            <w:tcW w:w="9350" w:type="dxa"/>
+          </w:tcPr>
+          <w:p>
+            <w:r>
+              <w:rPr>
+                <w:noProof/>
+              </w:rPr>
+              <w:drawing>
+                <wp:inline distT="0" distB="0" distL="0" distR="0" wp14:anchorId="148DA91B" wp14:editId="199D2736">
+                  <wp:extent cx="5943600" cy="224155"/>
+                  <wp:effectExtent l="0" t="0" r="0" b="4445"/>
+                  <wp:docPr id="681107120" name="Picture 15"/>
+                  <wp:cNvGraphicFramePr>
+                    <a:graphicFrameLocks xmlns:a="http://schemas.openxmlformats.org/drawingml/2006/main" noChangeAspect="1"/>
+                  </wp:cNvGraphicFramePr>
+                  <a:graphic xmlns:a="http://schemas.openxmlformats.org/drawingml/2006/main">
+                    <a:graphicData uri="http://schemas.openxmlformats.org/drawingml/2006/picture">
+                      <pic:pic xmlns:pic="http://schemas.openxmlformats.org/drawingml/2006/picture">
+                        <pic:nvPicPr>
+                          <pic:cNvPr id="0" name="Picture 38"/>
+                          <pic:cNvPicPr>
+                            <a:picLocks noChangeAspect="1" noChangeArrowheads="1"/>
+                          </pic:cNvPicPr>
+                        </pic:nvPicPr>
+                        <pic:blipFill>
+                          <a:blip r:embed="rId25">
+                            <a:extLst>
+                              <a:ext uri="{28A0092B-C50C-407E-A947-70E740481C1C}">
+                                <a14:useLocalDpi xmlns:a14="http://schemas.microsoft.com/office/drawing/2010/main" val="0"/>
+                              </a:ext>
+                            </a:extLst>
+                          </a:blip>
+                          <a:srcRect/>
+                          <a:stretch>
+                            <a:fillRect/>
+                          </a:stretch>
+                        </pic:blipFill>
+                        <pic:spPr bwMode="auto">
+                          <a:xfrm>
+                            <a:off x="0" y="0"/>
+                            <a:ext cx="5943600" cy="224155"/>
+                          </a:xfrm>
+                          <a:prstGeom prst="rect">
+                            <a:avLst/>
+                          </a:prstGeom>
+                          <a:noFill/>
+                          <a:ln>
+                            <a:noFill/>
+                          </a:ln>
+                        </pic:spPr>
+                      </pic:pic>
+                    </a:graphicData>
+                  </a:graphic>
+                </wp:inline>
+              </w:drawing>
+            </w:r>
+          </w:p>
+        </w:tc>
+      </w:tr>
+      <w:tr>
+        <w:tc>
+          <w:tcPr>
+            <w:tcW w:w="9350" w:type="dxa"/>
+          </w:tcPr>
+          <w:p>
+            <w:r>
+              <w:rPr>
+                <w:noProof/>
+              </w:rPr>
+              <w:drawing>
+                <wp:inline distT="0" distB="0" distL="0" distR="0" wp14:anchorId="3CF5F126" wp14:editId="423110ED">
+                  <wp:extent cx="5943600" cy="217170"/>
+                  <wp:effectExtent l="0" t="0" r="0" b="0"/>
+                  <wp:docPr id="2024283847" name="Picture 16"/>
+                  <wp:cNvGraphicFramePr>
+                    <a:graphicFrameLocks xmlns:a="http://schemas.openxmlformats.org/drawingml/2006/main" noChangeAspect="1"/>
+                  </wp:cNvGraphicFramePr>
+                  <a:graphic xmlns:a="http://schemas.openxmlformats.org/drawingml/2006/main">
+                    <a:graphicData uri="http://schemas.openxmlformats.org/drawingml/2006/picture">
+                      <pic:pic xmlns:pic="http://schemas.openxmlformats.org/drawingml/2006/picture">
+                        <pic:nvPicPr>
+                          <pic:cNvPr id="0" name="Picture 40"/>
+                          <pic:cNvPicPr>
+                            <a:picLocks noChangeAspect="1" noChangeArrowheads="1"/>
+                          </pic:cNvPicPr>
+                        </pic:nvPicPr>
+                        <pic:blipFill>
+                          <a:blip r:embed="rId26">
+                            <a:extLst>
+                              <a:ext uri="{28A0092B-C50C-407E-A947-70E740481C1C}">
+                                <a14:useLocalDpi xmlns:a14="http://schemas.microsoft.com/office/drawing/2010/main" val="0"/>
+                              </a:ext>
+                            </a:extLst>
+                          </a:blip>
+                          <a:srcRect/>
+                          <a:stretch>
+                            <a:fillRect/>
+                          </a:stretch>
+                        </pic:blipFill>
+                        <pic:spPr bwMode="auto">
+                          <a:xfrm>
+                            <a:off x="0" y="0"/>
+                            <a:ext cx="5943600" cy="217170"/>
+                          </a:xfrm>
+                          <a:prstGeom prst="rect">
+                            <a:avLst/>
+                          </a:prstGeom>
+                          <a:noFill/>
+                          <a:ln>
+                            <a:noFill/>
+                          </a:ln>
+                        </pic:spPr>
+                      </pic:pic>
+                    </a:graphicData>
+                  </a:graphic>
+                </wp:inline>
+              </w:drawing>
+            </w:r>
+          </w:p>
+        </w:tc>
+      </w:tr>
+      <w:tr>
+        <w:tc>
+          <w:tcPr>
+            <w:tcW w:w="9350" w:type="dxa"/>
+          </w:tcPr>
+          <w:p>
+            <w:pPr>
+              <w:rPr>
+                <w:noProof/>
+              </w:rPr>
+            </w:pPr>
+            <w:r>
+              <w:rPr>
+                <w:noProof/>
+              </w:rPr>
+              <w:drawing>
+                <wp:inline distT="0" distB="0" distL="0" distR="0" wp14:anchorId="6F6330EE" wp14:editId="4B591CB0">
+                  <wp:extent cx="3893820" cy="487680"/>
+                  <wp:effectExtent l="0" t="0" r="0" b="7620"/>
+                  <wp:docPr id="1720625337" name="Picture 17"/>
+                  <wp:cNvGraphicFramePr>
+                    <a:graphicFrameLocks xmlns:a="http://schemas.openxmlformats.org/drawingml/2006/main" noChangeAspect="1"/>
+                  </wp:cNvGraphicFramePr>
+                  <a:graphic xmlns:a="http://schemas.openxmlformats.org/drawingml/2006/main">
+                    <a:graphicData uri="http://schemas.openxmlformats.org/drawingml/2006/picture">
+                      <pic:pic xmlns:pic="http://schemas.openxmlformats.org/drawingml/2006/picture">
+                        <pic:nvPicPr>
+                          <pic:cNvPr id="0" name="Picture 42"/>
+                          <pic:cNvPicPr>
+                            <a:picLocks noChangeAspect="1" noChangeArrowheads="1"/>
+                          </pic:cNvPicPr>
+                        </pic:nvPicPr>
+                        <pic:blipFill>
+                          <a:blip r:embed="rId27">
+                            <a:extLst>
+                              <a:ext uri="{28A0092B-C50C-407E-A947-70E740481C1C}">
+                                <a14:useLocalDpi xmlns:a14="http://schemas.microsoft.com/office/drawing/2010/main" val="0"/>
+                              </a:ext>
+                            </a:extLst>
+                          </a:blip>
+                          <a:srcRect/>
+                          <a:stretch>
+                            <a:fillRect/>
+                          </a:stretch>
+                        </pic:blipFill>
+                        <pic:spPr bwMode="auto">
+                          <a:xfrm>
+                            <a:off x="0" y="0"/>
+                            <a:ext cx="3893820" cy="487680"/>
+                          </a:xfrm>
+                          <a:prstGeom prst="rect">
+                            <a:avLst/>
+                          </a:prstGeom>
+                          <a:noFill/>
+                          <a:ln>
+                            <a:noFill/>
+                          </a:ln>
+                        </pic:spPr>
+                      </pic:pic>
+                    </a:graphicData>
+                  </a:graphic>
+                </wp:inline>
+              </w:drawing>
+            </w:r>
+          </w:p>
+        </w:tc>
+      </w:tr>
+    </w:tbl>
+    <w:p/>
+    <w:p>
+      <w:pPr>
+        <w:ind w:firstLine="720"/>
+        <w:rPr>
+          <w:sz w:val="28"/>
+          <w:szCs w:val="28"/>
+        </w:rPr>
+      </w:pPr>
+      <w:r>
+        <w:rPr>
+          <w:sz w:val="28"/>
+          <w:szCs w:val="28"/>
+        </w:rPr>
+        <w:t>I implemented a dynamic period toggle using Field Parameters. This allows users</w:t>
+      </w:r>
+      <w:r>
+        <w:rPr>
+          <w:sz w:val="28"/>
+          <w:szCs w:val="28"/>
+        </w:rPr>
+        <w:t xml:space="preserve"> </w:t>
+      </w:r>
+      <w:r>
+        <w:rPr>
+          <w:sz w:val="28"/>
+          <w:szCs w:val="28"/>
+        </w:rPr>
+        <w:t>to seamlessly switch between Month-to-Date (MTD), Quarter-to-Date (QTD), and Year-to-Date (YTD) views. This logic was chosen for its performance and native support for</w:t>
+      </w:r>
+      <w:r>
+        <w:rPr>
+          <w:sz w:val="28"/>
+          <w:szCs w:val="28"/>
+        </w:rPr>
+        <w:t xml:space="preserve"> </w:t>
+      </w:r>
+      <w:r>
+        <w:rPr>
+          <w:sz w:val="28"/>
+          <w:szCs w:val="28"/>
+        </w:rPr>
+        <w:t>dynamic axis labeling.</w:t>
+      </w:r>
+    </w:p>
+    <w:tbl>
+      <w:tblPr>
+        <w:tblStyle w:val="TableGrid"/>
+        <w:tblW w:w="0" w:type="auto"/>
+        <w:tblLook w:val="04A0" w:firstRow="1" w:lastRow="0" w:firstColumn="1" w:lastColumn="0" w:noHBand="0" w:noVBand="1"/>
+      </w:tblPr>
+      <w:tblGrid>
+        <w:gridCol w:w="9344"/>
+      </w:tblGrid>
+      <w:tr>
+        <w:tc>
+          <w:tcPr>
+            <w:tcW w:w="9350" w:type="dxa"/>
+          </w:tcPr>
+          <w:p>
+            <w:pPr>
+              <w:jc w:val="both"/>
+            </w:pPr>
+            <w:r>
+              <w:rPr>
+                <w:noProof/>
+              </w:rPr>
+              <w:drawing>
+                <wp:inline distT="0" distB="0" distL="0" distR="0" wp14:anchorId="34AE5A17" wp14:editId="1FC2E924">
+                  <wp:extent cx="3886200" cy="989819"/>
+                  <wp:effectExtent l="0" t="0" r="0" b="1270"/>
+                  <wp:docPr id="1768670826" name="Picture 18"/>
+                  <wp:cNvGraphicFramePr>
+                    <a:graphicFrameLocks xmlns:a="http://schemas.openxmlformats.org/drawingml/2006/main" noChangeAspect="1"/>
+                  </wp:cNvGraphicFramePr>
+                  <a:graphic xmlns:a="http://schemas.openxmlformats.org/drawingml/2006/main">
+                    <a:graphicData uri="http://schemas.openxmlformats.org/drawingml/2006/picture">
+                      <pic:pic xmlns:pic="http://schemas.openxmlformats.org/drawingml/2006/picture">
+                        <pic:nvPicPr>
+                          <pic:cNvPr id="0" name="Picture 44"/>
+                          <pic:cNvPicPr>
+                            <a:picLocks noChangeAspect="1" noChangeArrowheads="1"/>
+                          </pic:cNvPicPr>
+                        </pic:nvPicPr>
+                        <pic:blipFill>
+                          <a:blip r:embed="rId28">
+                            <a:extLst>
+                              <a:ext uri="{28A0092B-C50C-407E-A947-70E740481C1C}">
+                                <a14:useLocalDpi xmlns:a14="http://schemas.microsoft.com/office/drawing/2010/main" val="0"/>
+                              </a:ext>
+                            </a:extLst>
+                          </a:blip>
+                          <a:srcRect/>
+                          <a:stretch>
+                            <a:fillRect/>
+                          </a:stretch>
+                        </pic:blipFill>
+                        <pic:spPr bwMode="auto">
+                          <a:xfrm>
+                            <a:off x="0" y="0"/>
+                            <a:ext cx="3916992" cy="997662"/>
+                          </a:xfrm>
+                          <a:prstGeom prst="rect">
+                            <a:avLst/>
+                          </a:prstGeom>
+                          <a:noFill/>
+                          <a:ln>
+                            <a:noFill/>
+                          </a:ln>
+                        </pic:spPr>
+                      </pic:pic>
+                    </a:graphicData>
+                  </a:graphic>
+                </wp:inline>
+              </w:drawing>
+            </w:r>
+          </w:p>
+        </w:tc>
+      </w:tr>
+    </w:tbl>
+    <w:p>
+      <w:pPr>
+        <w:jc w:val="both"/>
+      </w:pPr>
+    </w:p>
+    <w:tbl>
+      <w:tblPr>
+        <w:tblStyle w:val="TableGrid"/>
+        <w:tblW w:w="0" w:type="auto"/>
+        <w:tblLook w:val="04A0" w:firstRow="1" w:lastRow="0" w:firstColumn="1" w:lastColumn="0" w:noHBand="0" w:noVBand="1"/>
+      </w:tblPr>
+      <w:tblGrid>
+        <w:gridCol w:w="8455"/>
+      </w:tblGrid>
+      <w:tr>
+        <w:tc>
+          <w:tcPr>
+            <w:tcW w:w="8455" w:type="dxa"/>
+          </w:tcPr>
+          <w:p>
+            <w:pPr>
+              <w:jc w:val="both"/>
+            </w:pPr>
+            <w:r>
+              <w:rPr>
+                <w:noProof/>
+              </w:rPr>
+              <w:lastRenderedPageBreak/>
+              <w:drawing>
+                <wp:inline distT="0" distB="0" distL="0" distR="0" wp14:anchorId="1376DA2E" wp14:editId="379CA7A1">
+                  <wp:extent cx="5227320" cy="1857486"/>
+                  <wp:effectExtent l="0" t="0" r="0" b="9525"/>
+                  <wp:docPr id="1464098982" name="Picture 19"/>
+                  <wp:cNvGraphicFramePr>
+                    <a:graphicFrameLocks xmlns:a="http://schemas.openxmlformats.org/drawingml/2006/main" noChangeAspect="1"/>
+                  </wp:cNvGraphicFramePr>
+                  <a:graphic xmlns:a="http://schemas.openxmlformats.org/drawingml/2006/main">
+                    <a:graphicData uri="http://schemas.openxmlformats.org/drawingml/2006/picture">
+                      <pic:pic xmlns:pic="http://schemas.openxmlformats.org/drawingml/2006/picture">
+                        <pic:nvPicPr>
+                          <pic:cNvPr id="0" name="Picture 46"/>
+                          <pic:cNvPicPr>
+                            <a:picLocks noChangeAspect="1" noChangeArrowheads="1"/>
+                          </pic:cNvPicPr>
+                        </pic:nvPicPr>
+                        <pic:blipFill>
+                          <a:blip r:embed="rId29">
+                            <a:extLst>
+                              <a:ext uri="{28A0092B-C50C-407E-A947-70E740481C1C}">
+                                <a14:useLocalDpi xmlns:a14="http://schemas.microsoft.com/office/drawing/2010/main" val="0"/>
+                              </a:ext>
+                            </a:extLst>
+                          </a:blip>
+                          <a:srcRect/>
+                          <a:stretch>
+                            <a:fillRect/>
+                          </a:stretch>
+                        </pic:blipFill>
+                        <pic:spPr bwMode="auto">
+                          <a:xfrm>
+                            <a:off x="0" y="0"/>
+                            <a:ext cx="5243154" cy="1863112"/>
+                          </a:xfrm>
+                          <a:prstGeom prst="rect">
+                            <a:avLst/>
+                          </a:prstGeom>
+                          <a:noFill/>
+                          <a:ln>
+                            <a:noFill/>
+                          </a:ln>
+                        </pic:spPr>
+                      </pic:pic>
+                    </a:graphicData>
+                  </a:graphic>
+                </wp:inline>
+              </w:drawing>
+            </w:r>
+          </w:p>
+        </w:tc>
+      </w:tr>
+    </w:tbl>
+    <w:p>
+      <w:pPr>
+        <w:jc w:val="both"/>
+      </w:pPr>
+    </w:p>
+    <w:p>
+      <w:pPr>
+        <w:rPr>
+          <w:sz w:val="28"/>
+          <w:szCs w:val="28"/>
+        </w:rPr>
+      </w:pPr>
+      <w:r>
+        <w:rPr>
+          <w:sz w:val="28"/>
+          <w:szCs w:val="28"/>
+        </w:rPr>
+        <w:t>Visualization titles have been created that dynamically change depending on one of the filters (sales channel, stores).</w:t>
+      </w:r>
+    </w:p>
+    <w:tbl>
+      <w:tblPr>
+        <w:tblStyle w:val="TableGrid"/>
+        <w:tblW w:w="0" w:type="auto"/>
+        <w:tblLook w:val="04A0" w:firstRow="1" w:lastRow="0" w:firstColumn="1" w:lastColumn="0" w:noHBand="0" w:noVBand="1"/>
+      </w:tblPr>
+      <w:tblGrid>
+        <w:gridCol w:w="9344"/>
+      </w:tblGrid>
+      <w:tr>
+        <w:tc>
+          <w:tcPr>
+            <w:tcW w:w="9350" w:type="dxa"/>
+          </w:tcPr>
+          <w:p>
+            <w:r>
+              <w:rPr>
+                <w:noProof/>
+              </w:rPr>
+              <w:drawing>
+                <wp:inline distT="0" distB="0" distL="0" distR="0" wp14:anchorId="0805399A" wp14:editId="4B7F8CD4">
+                  <wp:extent cx="5943600" cy="2074545"/>
+                  <wp:effectExtent l="0" t="0" r="0" b="1905"/>
+                  <wp:docPr id="734529638" name="Picture 23"/>
+                  <wp:cNvGraphicFramePr>
+                    <a:graphicFrameLocks xmlns:a="http://schemas.openxmlformats.org/drawingml/2006/main" noChangeAspect="1"/>
+                  </wp:cNvGraphicFramePr>
+                  <a:graphic xmlns:a="http://schemas.openxmlformats.org/drawingml/2006/main">
+                    <a:graphicData uri="http://schemas.openxmlformats.org/drawingml/2006/picture">
+                      <pic:pic xmlns:pic="http://schemas.openxmlformats.org/drawingml/2006/picture">
+                        <pic:nvPicPr>
+                          <pic:cNvPr id="0" name="Picture 63"/>
+                          <pic:cNvPicPr>
+                            <a:picLocks noChangeAspect="1" noChangeArrowheads="1"/>
+                          </pic:cNvPicPr>
+                        </pic:nvPicPr>
+                        <pic:blipFill>
+                          <a:blip r:embed="rId30">
+                            <a:extLst>
+                              <a:ext uri="{28A0092B-C50C-407E-A947-70E740481C1C}">
+                                <a14:useLocalDpi xmlns:a14="http://schemas.microsoft.com/office/drawing/2010/main" val="0"/>
+                              </a:ext>
+                            </a:extLst>
+                          </a:blip>
+                          <a:srcRect/>
+                          <a:stretch>
+                            <a:fillRect/>
+                          </a:stretch>
+                        </pic:blipFill>
+                        <pic:spPr bwMode="auto">
+                          <a:xfrm>
+                            <a:off x="0" y="0"/>
+                            <a:ext cx="5943600" cy="2074545"/>
+                          </a:xfrm>
+                          <a:prstGeom prst="rect">
+                            <a:avLst/>
+                          </a:prstGeom>
+                          <a:noFill/>
+                          <a:ln>
+                            <a:noFill/>
+                          </a:ln>
+                        </pic:spPr>
+                      </pic:pic>
+                    </a:graphicData>
+                  </a:graphic>
+                </wp:inline>
+              </w:drawing>
+            </w:r>
+          </w:p>
+        </w:tc>
+      </w:tr>
+    </w:tbl>
+    <w:p/>
+    <w:tbl>
+      <w:tblPr>
+        <w:tblStyle w:val="TableGrid"/>
+        <w:tblW w:w="0" w:type="auto"/>
+        <w:tblLook w:val="04A0" w:firstRow="1" w:lastRow="0" w:firstColumn="1" w:lastColumn="0" w:noHBand="0" w:noVBand="1"/>
+      </w:tblPr>
+      <w:tblGrid>
+        <w:gridCol w:w="9344"/>
+      </w:tblGrid>
+      <w:tr>
+        <w:tc>
+          <w:tcPr>
+            <w:tcW w:w="9350" w:type="dxa"/>
+          </w:tcPr>
+          <w:p>
+            <w:r>
+              <w:rPr>
+                <w:noProof/>
+              </w:rPr>
+              <w:drawing>
+                <wp:inline distT="0" distB="0" distL="0" distR="0" wp14:anchorId="774A9095" wp14:editId="02998FBB">
+                  <wp:extent cx="4617720" cy="647700"/>
+                  <wp:effectExtent l="0" t="0" r="0" b="0"/>
+                  <wp:docPr id="1672524873" name="Picture 21"/>
+                  <wp:cNvGraphicFramePr>
+                    <a:graphicFrameLocks xmlns:a="http://schemas.openxmlformats.org/drawingml/2006/main" noChangeAspect="1"/>
+                  </wp:cNvGraphicFramePr>
+                  <a:graphic xmlns:a="http://schemas.openxmlformats.org/drawingml/2006/main">
+                    <a:graphicData uri="http://schemas.openxmlformats.org/drawingml/2006/picture">
+                      <pic:pic xmlns:pic="http://schemas.openxmlformats.org/drawingml/2006/picture">
+                        <pic:nvPicPr>
+                          <pic:cNvPr id="0" name="Picture 53"/>
+                          <pic:cNvPicPr>
+                            <a:picLocks noChangeAspect="1" noChangeArrowheads="1"/>
+                          </pic:cNvPicPr>
+                        </pic:nvPicPr>
+                        <pic:blipFill>
+                          <a:blip r:embed="rId31">
+                            <a:extLst>
+                              <a:ext uri="{28A0092B-C50C-407E-A947-70E740481C1C}">
+                                <a14:useLocalDpi xmlns:a14="http://schemas.microsoft.com/office/drawing/2010/main" val="0"/>
+                              </a:ext>
+                            </a:extLst>
+                          </a:blip>
+                          <a:srcRect/>
+                          <a:stretch>
+                            <a:fillRect/>
+                          </a:stretch>
+                        </pic:blipFill>
+                        <pic:spPr bwMode="auto">
+                          <a:xfrm>
+                            <a:off x="0" y="0"/>
+                            <a:ext cx="4617720" cy="647700"/>
+                          </a:xfrm>
+                          <a:prstGeom prst="rect">
+                            <a:avLst/>
+                          </a:prstGeom>
+                          <a:noFill/>
+                          <a:ln>
+                            <a:noFill/>
+                          </a:ln>
+                        </pic:spPr>
+                      </pic:pic>
+                    </a:graphicData>
+                  </a:graphic>
+                </wp:inline>
+              </w:drawing>
+            </w:r>
+          </w:p>
+        </w:tc>
+      </w:tr>
+      <w:tr>
+        <w:tc>
+          <w:tcPr>
+            <w:tcW w:w="9350" w:type="dxa"/>
+          </w:tcPr>
+          <w:p>
+            <w:r>
+              <w:rPr>
+                <w:noProof/>
+              </w:rPr>
+              <w:drawing>
+                <wp:inline distT="0" distB="0" distL="0" distR="0" wp14:anchorId="582BA61D" wp14:editId="1D9094AF">
+                  <wp:extent cx="4572000" cy="632460"/>
+                  <wp:effectExtent l="0" t="0" r="0" b="0"/>
+                  <wp:docPr id="840299924" name="Picture 22"/>
+                  <wp:cNvGraphicFramePr>
+                    <a:graphicFrameLocks xmlns:a="http://schemas.openxmlformats.org/drawingml/2006/main" noChangeAspect="1"/>
+                  </wp:cNvGraphicFramePr>
+                  <a:graphic xmlns:a="http://schemas.openxmlformats.org/drawingml/2006/main">
+                    <a:graphicData uri="http://schemas.openxmlformats.org/drawingml/2006/picture">
+                      <pic:pic xmlns:pic="http://schemas.openxmlformats.org/drawingml/2006/picture">
+                        <pic:nvPicPr>
+                          <pic:cNvPr id="0" name="Picture 55"/>
+                          <pic:cNvPicPr>
+                            <a:picLocks noChangeAspect="1" noChangeArrowheads="1"/>
+                          </pic:cNvPicPr>
+                        </pic:nvPicPr>
+                        <pic:blipFill>
+                          <a:blip r:embed="rId32">
+                            <a:extLst>
+                              <a:ext uri="{28A0092B-C50C-407E-A947-70E740481C1C}">
+                                <a14:useLocalDpi xmlns:a14="http://schemas.microsoft.com/office/drawing/2010/main" val="0"/>
+                              </a:ext>
+                            </a:extLst>
+                          </a:blip>
+                          <a:srcRect/>
+                          <a:stretch>
+                            <a:fillRect/>
+                          </a:stretch>
+                        </pic:blipFill>
+                        <pic:spPr bwMode="auto">
+                          <a:xfrm>
+                            <a:off x="0" y="0"/>
+                            <a:ext cx="4572000" cy="632460"/>
+                          </a:xfrm>
+                          <a:prstGeom prst="rect">
+                            <a:avLst/>
+                          </a:prstGeom>
+                          <a:noFill/>
+                          <a:ln>
+                            <a:noFill/>
+                          </a:ln>
+                        </pic:spPr>
+                      </pic:pic>
+                    </a:graphicData>
+                  </a:graphic>
+                </wp:inline>
+              </w:drawing>
+            </w:r>
+          </w:p>
+        </w:tc>
+      </w:tr>
+    </w:tbl>
+    <w:p>
+      <w:pPr>
+        <w:ind w:firstLine="720"/>
+        <w:jc w:val="both"/>
+      </w:pPr>
+    </w:p>
+    <w:p>
+      <w:pPr>
+        <w:ind w:firstLine="720"/>
+        <w:jc w:val="both"/>
+        <w:rPr>
+          <w:sz w:val="28"/>
+          <w:szCs w:val="28"/>
+        </w:rPr>
+      </w:pPr>
+      <w:r>
+        <w:rPr>
+          <w:sz w:val="28"/>
+          <w:szCs w:val="28"/>
+        </w:rPr>
+        <w:t xml:space="preserve">To optimize </w:t>
+      </w:r>
+      <w:proofErr w:type="gramStart"/>
+      <w:r>
+        <w:rPr>
+          <w:sz w:val="28"/>
+          <w:szCs w:val="28"/>
+        </w:rPr>
+        <w:t>report real estate</w:t>
+      </w:r>
+      <w:proofErr w:type="gramEnd"/>
+      <w:r>
+        <w:rPr>
+          <w:sz w:val="28"/>
+          <w:szCs w:val="28"/>
+        </w:rPr>
+        <w:t>, I implemented Bookmarks and Buttons to allow</w:t>
+      </w:r>
+    </w:p>
+    <w:p>
+      <w:pPr>
+        <w:jc w:val="both"/>
+        <w:rPr>
+          <w:sz w:val="28"/>
+          <w:szCs w:val="28"/>
+        </w:rPr>
+      </w:pPr>
+      <w:r>
+        <w:rPr>
+          <w:sz w:val="28"/>
+          <w:szCs w:val="28"/>
+        </w:rPr>
+        <w:t xml:space="preserve">users </w:t>
+      </w:r>
+      <w:proofErr w:type="gramStart"/>
+      <w:r>
+        <w:rPr>
+          <w:sz w:val="28"/>
+          <w:szCs w:val="28"/>
+        </w:rPr>
+        <w:t>to switch</w:t>
+      </w:r>
+      <w:proofErr w:type="gramEnd"/>
+      <w:r>
+        <w:rPr>
+          <w:sz w:val="28"/>
+          <w:szCs w:val="28"/>
+        </w:rPr>
+        <w:t xml:space="preserve"> between a Bar Chart Countries and a Bar Chart Regions. By utilizing the</w:t>
+      </w:r>
+      <w:r>
+        <w:rPr>
+          <w:sz w:val="28"/>
+          <w:szCs w:val="28"/>
+        </w:rPr>
+        <w:t xml:space="preserve"> </w:t>
+      </w:r>
+      <w:r>
+        <w:rPr>
+          <w:sz w:val="28"/>
+          <w:szCs w:val="28"/>
+        </w:rPr>
+        <w:t>Selection Pane to manage visual visibility and linking states to buttons via the Action property, I created a cleaner, more interactive user experience.</w:t>
+      </w:r>
+      <w:r>
+        <w:rPr>
+          <w:sz w:val="28"/>
+          <w:szCs w:val="28"/>
+        </w:rPr>
+        <w:tab/>
+      </w:r>
+    </w:p>
+    <w:tbl>
+      <w:tblPr>
+        <w:tblStyle w:val="TableGrid"/>
+        <w:tblW w:w="0" w:type="auto"/>
+        <w:tblLook w:val="04A0" w:firstRow="1" w:lastRow="0" w:firstColumn="1" w:lastColumn="0" w:noHBand="0" w:noVBand="1"/>
+      </w:tblPr>
+      <w:tblGrid>
+        <w:gridCol w:w="9344"/>
+      </w:tblGrid>
+      <w:tr>
+        <w:tc>
+          <w:tcPr>
+            <w:tcW w:w="9350" w:type="dxa"/>
+          </w:tcPr>
+          <w:p>
+            <w:pPr>
+              <w:jc w:val="both"/>
+            </w:pPr>
+            <w:r>
+              <w:rPr>
+                <w:noProof/>
+              </w:rPr>
+              <w:drawing>
+                <wp:inline distT="0" distB="0" distL="0" distR="0" wp14:anchorId="4EA4C880" wp14:editId="22ACC8EB">
+                  <wp:extent cx="1592184" cy="1318260"/>
+                  <wp:effectExtent l="0" t="0" r="8255" b="0"/>
+                  <wp:docPr id="252910241" name="Picture 39"/>
+                  <wp:cNvGraphicFramePr>
+                    <a:graphicFrameLocks xmlns:a="http://schemas.openxmlformats.org/drawingml/2006/main" noChangeAspect="1"/>
+                  </wp:cNvGraphicFramePr>
+                  <a:graphic xmlns:a="http://schemas.openxmlformats.org/drawingml/2006/main">
+                    <a:graphicData uri="http://schemas.openxmlformats.org/drawingml/2006/picture">
+                      <pic:pic xmlns:pic="http://schemas.openxmlformats.org/drawingml/2006/picture">
+                        <pic:nvPicPr>
+                          <pic:cNvPr id="0" name="Picture 101"/>
+                          <pic:cNvPicPr>
+                            <a:picLocks noChangeAspect="1" noChangeArrowheads="1"/>
+                          </pic:cNvPicPr>
+                        </pic:nvPicPr>
+                        <pic:blipFill>
+                          <a:blip r:embed="rId33">
+                            <a:extLst>
+                              <a:ext uri="{28A0092B-C50C-407E-A947-70E740481C1C}">
+                                <a14:useLocalDpi xmlns:a14="http://schemas.microsoft.com/office/drawing/2010/main" val="0"/>
+                              </a:ext>
+                            </a:extLst>
+                          </a:blip>
+                          <a:srcRect/>
+                          <a:stretch>
+                            <a:fillRect/>
+                          </a:stretch>
+                        </pic:blipFill>
+                        <pic:spPr bwMode="auto">
+                          <a:xfrm>
+                            <a:off x="0" y="0"/>
+                            <a:ext cx="1598379" cy="1323389"/>
+                          </a:xfrm>
+                          <a:prstGeom prst="rect">
+                            <a:avLst/>
+                          </a:prstGeom>
+                          <a:noFill/>
+                          <a:ln>
+                            <a:noFill/>
+                          </a:ln>
+                        </pic:spPr>
+                      </pic:pic>
+                    </a:graphicData>
+                  </a:graphic>
+                </wp:inline>
+              </w:drawing>
+            </w:r>
+          </w:p>
+        </w:tc>
+      </w:tr>
+    </w:tbl>
+    <w:p>
+      <w:pPr>
+        <w:jc w:val="both"/>
+      </w:pPr>
+    </w:p>
+    <w:tbl>
+      <w:tblPr>
+        <w:tblStyle w:val="TableGrid"/>
+        <w:tblW w:w="0" w:type="auto"/>
+        <w:tblLook w:val="04A0" w:firstRow="1" w:lastRow="0" w:firstColumn="1" w:lastColumn="0" w:noHBand="0" w:noVBand="1"/>
+      </w:tblPr>
+      <w:tblGrid>
+        <w:gridCol w:w="4672"/>
+        <w:gridCol w:w="4672"/>
+      </w:tblGrid>
+      <w:tr>
+        <w:tc>
+          <w:tcPr>
+            <w:tcW w:w="4675" w:type="dxa"/>
+          </w:tcPr>
+          <w:p>
+            <w:pPr>
+              <w:jc w:val="both"/>
+            </w:pPr>
+            <w:r>
+              <w:rPr>
+                <w:noProof/>
+              </w:rPr>
+              <w:lastRenderedPageBreak/>
+              <w:drawing>
+                <wp:inline distT="0" distB="0" distL="0" distR="0" wp14:anchorId="59A4A0DB" wp14:editId="359BA6C0">
+                  <wp:extent cx="2522220" cy="2249842"/>
+                  <wp:effectExtent l="0" t="0" r="0" b="0"/>
+                  <wp:docPr id="650573516" name="Picture 25"/>
+                  <wp:cNvGraphicFramePr>
+                    <a:graphicFrameLocks xmlns:a="http://schemas.openxmlformats.org/drawingml/2006/main" noChangeAspect="1"/>
+                  </wp:cNvGraphicFramePr>
+                  <a:graphic xmlns:a="http://schemas.openxmlformats.org/drawingml/2006/main">
+                    <a:graphicData uri="http://schemas.openxmlformats.org/drawingml/2006/picture">
+                      <pic:pic xmlns:pic="http://schemas.openxmlformats.org/drawingml/2006/picture">
+                        <pic:nvPicPr>
+                          <pic:cNvPr id="0" name="Picture 70"/>
+                          <pic:cNvPicPr>
+                            <a:picLocks noChangeAspect="1" noChangeArrowheads="1"/>
+                          </pic:cNvPicPr>
+                        </pic:nvPicPr>
+                        <pic:blipFill>
+                          <a:blip r:embed="rId34">
+                            <a:extLst>
+                              <a:ext uri="{28A0092B-C50C-407E-A947-70E740481C1C}">
+                                <a14:useLocalDpi xmlns:a14="http://schemas.microsoft.com/office/drawing/2010/main" val="0"/>
+                              </a:ext>
+                            </a:extLst>
+                          </a:blip>
+                          <a:srcRect/>
+                          <a:stretch>
+                            <a:fillRect/>
+                          </a:stretch>
+                        </pic:blipFill>
+                        <pic:spPr bwMode="auto">
+                          <a:xfrm>
+                            <a:off x="0" y="0"/>
+                            <a:ext cx="2528516" cy="2255458"/>
+                          </a:xfrm>
+                          <a:prstGeom prst="rect">
+                            <a:avLst/>
+                          </a:prstGeom>
+                          <a:noFill/>
+                          <a:ln>
+                            <a:noFill/>
+                          </a:ln>
+                        </pic:spPr>
+                      </pic:pic>
+                    </a:graphicData>
+                  </a:graphic>
+                </wp:inline>
+              </w:drawing>
+            </w:r>
+          </w:p>
+        </w:tc>
+        <w:tc>
+          <w:tcPr>
+            <w:tcW w:w="4675" w:type="dxa"/>
+          </w:tcPr>
+          <w:p>
+            <w:pPr>
+              <w:jc w:val="both"/>
+            </w:pPr>
+            <w:r>
+              <w:rPr>
+                <w:noProof/>
+              </w:rPr>
+              <w:drawing>
+                <wp:inline distT="0" distB="0" distL="0" distR="0" wp14:anchorId="12CC67CF" wp14:editId="1129BC9B">
+                  <wp:extent cx="2446020" cy="2218890"/>
+                  <wp:effectExtent l="0" t="0" r="0" b="0"/>
+                  <wp:docPr id="745301032" name="Picture 26"/>
+                  <wp:cNvGraphicFramePr>
+                    <a:graphicFrameLocks xmlns:a="http://schemas.openxmlformats.org/drawingml/2006/main" noChangeAspect="1"/>
+                  </wp:cNvGraphicFramePr>
+                  <a:graphic xmlns:a="http://schemas.openxmlformats.org/drawingml/2006/main">
+                    <a:graphicData uri="http://schemas.openxmlformats.org/drawingml/2006/picture">
+                      <pic:pic xmlns:pic="http://schemas.openxmlformats.org/drawingml/2006/picture">
+                        <pic:nvPicPr>
+                          <pic:cNvPr id="0" name="Picture 72"/>
+                          <pic:cNvPicPr>
+                            <a:picLocks noChangeAspect="1" noChangeArrowheads="1"/>
+                          </pic:cNvPicPr>
+                        </pic:nvPicPr>
+                        <pic:blipFill>
+                          <a:blip r:embed="rId35">
+                            <a:extLst>
+                              <a:ext uri="{28A0092B-C50C-407E-A947-70E740481C1C}">
+                                <a14:useLocalDpi xmlns:a14="http://schemas.microsoft.com/office/drawing/2010/main" val="0"/>
+                              </a:ext>
+                            </a:extLst>
+                          </a:blip>
+                          <a:srcRect/>
+                          <a:stretch>
+                            <a:fillRect/>
+                          </a:stretch>
+                        </pic:blipFill>
+                        <pic:spPr bwMode="auto">
+                          <a:xfrm>
+                            <a:off x="0" y="0"/>
+                            <a:ext cx="2455265" cy="2227277"/>
+                          </a:xfrm>
+                          <a:prstGeom prst="rect">
+                            <a:avLst/>
+                          </a:prstGeom>
+                          <a:noFill/>
+                          <a:ln>
+                            <a:noFill/>
+                          </a:ln>
+                        </pic:spPr>
+                      </pic:pic>
+                    </a:graphicData>
+                  </a:graphic>
+                </wp:inline>
+              </w:drawing>
+            </w:r>
+          </w:p>
+        </w:tc>
+      </w:tr>
+    </w:tbl>
+    <w:p>
+      <w:pPr>
+        <w:jc w:val="both"/>
+      </w:pPr>
+    </w:p>
+    <w:p>
+      <w:pPr>
+        <w:ind w:firstLine="720"/>
+        <w:jc w:val="both"/>
+        <w:rPr>
+          <w:sz w:val="28"/>
+          <w:szCs w:val="28"/>
+        </w:rPr>
+      </w:pPr>
+      <w:r>
+        <w:rPr>
+          <w:sz w:val="28"/>
+          <w:szCs w:val="28"/>
+        </w:rPr>
+        <w:t>A drill-down option has been enabled to allow users to navigate from the table visualization to a detailed store view. For user convenience, the detailed view also includes a back button.</w:t>
+      </w:r>
+    </w:p>
+    <w:p>
+      <w:pPr>
+        <w:ind w:firstLine="720"/>
+        <w:jc w:val="both"/>
+      </w:pPr>
+    </w:p>
+    <w:tbl>
+      <w:tblPr>
+        <w:tblStyle w:val="TableGrid"/>
+        <w:tblW w:w="0" w:type="auto"/>
+        <w:tblLook w:val="04A0" w:firstRow="1" w:lastRow="0" w:firstColumn="1" w:lastColumn="0" w:noHBand="0" w:noVBand="1"/>
+      </w:tblPr>
+      <w:tblGrid>
+        <w:gridCol w:w="7656"/>
+      </w:tblGrid>
+      <w:tr>
+        <w:tc>
+          <w:tcPr>
+            <w:tcW w:w="7645" w:type="dxa"/>
+          </w:tcPr>
+          <w:p>
+            <w:pPr>
+              <w:jc w:val="both"/>
+            </w:pPr>
+            <w:r>
+              <w:rPr>
+                <w:noProof/>
+              </w:rPr>
+              <w:drawing>
+                <wp:inline distT="0" distB="0" distL="0" distR="0" wp14:anchorId="7DE2D2DB" wp14:editId="7526F7AB">
+                  <wp:extent cx="4716780" cy="2586166"/>
+                  <wp:effectExtent l="0" t="0" r="7620" b="5080"/>
+                  <wp:docPr id="2089063120" name="Picture 27"/>
+                  <wp:cNvGraphicFramePr>
+                    <a:graphicFrameLocks xmlns:a="http://schemas.openxmlformats.org/drawingml/2006/main" noChangeAspect="1"/>
+                  </wp:cNvGraphicFramePr>
+                  <a:graphic xmlns:a="http://schemas.openxmlformats.org/drawingml/2006/main">
+                    <a:graphicData uri="http://schemas.openxmlformats.org/drawingml/2006/picture">
+                      <pic:pic xmlns:pic="http://schemas.openxmlformats.org/drawingml/2006/picture">
+                        <pic:nvPicPr>
+                          <pic:cNvPr id="0" name="Picture 74"/>
+                          <pic:cNvPicPr>
+                            <a:picLocks noChangeAspect="1" noChangeArrowheads="1"/>
+                          </pic:cNvPicPr>
+                        </pic:nvPicPr>
+                        <pic:blipFill>
+                          <a:blip r:embed="rId36">
+                            <a:extLst>
+                              <a:ext uri="{28A0092B-C50C-407E-A947-70E740481C1C}">
+                                <a14:useLocalDpi xmlns:a14="http://schemas.microsoft.com/office/drawing/2010/main" val="0"/>
+                              </a:ext>
+                            </a:extLst>
+                          </a:blip>
+                          <a:srcRect/>
+                          <a:stretch>
+                            <a:fillRect/>
+                          </a:stretch>
+                        </pic:blipFill>
+                        <pic:spPr bwMode="auto">
+                          <a:xfrm>
+                            <a:off x="0" y="0"/>
+                            <a:ext cx="4728608" cy="2592651"/>
+                          </a:xfrm>
+                          <a:prstGeom prst="rect">
+                            <a:avLst/>
+                          </a:prstGeom>
+                          <a:noFill/>
+                          <a:ln>
+                            <a:noFill/>
+                          </a:ln>
+                        </pic:spPr>
+                      </pic:pic>
+                    </a:graphicData>
+                  </a:graphic>
+                </wp:inline>
+              </w:drawing>
+            </w:r>
+          </w:p>
+        </w:tc>
+      </w:tr>
+    </w:tbl>
+    <w:p>
+      <w:pPr>
+        <w:ind w:firstLine="720"/>
+        <w:jc w:val="both"/>
+      </w:pPr>
+    </w:p>
+    <w:tbl>
+      <w:tblPr>
+        <w:tblStyle w:val="TableGrid"/>
+        <w:tblW w:w="0" w:type="auto"/>
+        <w:tblLook w:val="04A0" w:firstRow="1" w:lastRow="0" w:firstColumn="1" w:lastColumn="0" w:noHBand="0" w:noVBand="1"/>
+      </w:tblPr>
+      <w:tblGrid>
+        <w:gridCol w:w="7645"/>
+      </w:tblGrid>
+      <w:tr>
+        <w:tc>
+          <w:tcPr>
+            <w:tcW w:w="7645" w:type="dxa"/>
+          </w:tcPr>
+          <w:p>
+            <w:pPr>
+              <w:jc w:val="both"/>
+            </w:pPr>
+            <w:r>
+              <w:rPr>
+                <w:noProof/>
+              </w:rPr>
+              <w:drawing>
+                <wp:inline distT="0" distB="0" distL="0" distR="0" wp14:anchorId="431B0C65" wp14:editId="12EB0AAD">
+                  <wp:extent cx="4324234" cy="2819400"/>
+                  <wp:effectExtent l="0" t="0" r="635" b="0"/>
+                  <wp:docPr id="952085108" name="Picture 28"/>
+                  <wp:cNvGraphicFramePr>
+                    <a:graphicFrameLocks xmlns:a="http://schemas.openxmlformats.org/drawingml/2006/main" noChangeAspect="1"/>
+                  </wp:cNvGraphicFramePr>
+                  <a:graphic xmlns:a="http://schemas.openxmlformats.org/drawingml/2006/main">
+                    <a:graphicData uri="http://schemas.openxmlformats.org/drawingml/2006/picture">
+                      <pic:pic xmlns:pic="http://schemas.openxmlformats.org/drawingml/2006/picture">
+                        <pic:nvPicPr>
+                          <pic:cNvPr id="0" name="Picture 76"/>
+                          <pic:cNvPicPr>
+                            <a:picLocks noChangeAspect="1" noChangeArrowheads="1"/>
+                          </pic:cNvPicPr>
+                        </pic:nvPicPr>
+                        <pic:blipFill>
+                          <a:blip r:embed="rId37">
+                            <a:extLst>
+                              <a:ext uri="{28A0092B-C50C-407E-A947-70E740481C1C}">
+                                <a14:useLocalDpi xmlns:a14="http://schemas.microsoft.com/office/drawing/2010/main" val="0"/>
+                              </a:ext>
+                            </a:extLst>
+                          </a:blip>
+                          <a:srcRect/>
+                          <a:stretch>
+                            <a:fillRect/>
+                          </a:stretch>
+                        </pic:blipFill>
+                        <pic:spPr bwMode="auto">
+                          <a:xfrm>
+                            <a:off x="0" y="0"/>
+                            <a:ext cx="4336529" cy="2827417"/>
+                          </a:xfrm>
+                          <a:prstGeom prst="rect">
+                            <a:avLst/>
+                          </a:prstGeom>
+                          <a:noFill/>
+                          <a:ln>
+                            <a:noFill/>
+                          </a:ln>
+                        </pic:spPr>
+                      </pic:pic>
+                    </a:graphicData>
+                  </a:graphic>
+                </wp:inline>
+              </w:drawing>
+            </w:r>
+          </w:p>
+        </w:tc>
+      </w:tr>
+    </w:tbl>
+    <w:p>
+      <w:pPr>
+        <w:ind w:firstLine="720"/>
+        <w:jc w:val="both"/>
+      </w:pPr>
+    </w:p>
+    <w:tbl>
+      <w:tblPr>
+        <w:tblStyle w:val="TableGrid"/>
+        <w:tblW w:w="0" w:type="auto"/>
+        <w:tblLook w:val="04A0" w:firstRow="1" w:lastRow="0" w:firstColumn="1" w:lastColumn="0" w:noHBand="0" w:noVBand="1"/>
+      </w:tblPr>
+      <w:tblGrid>
+        <w:gridCol w:w="9344"/>
+      </w:tblGrid>
+      <w:tr>
+        <w:tc>
+          <w:tcPr>
+            <w:tcW w:w="9350" w:type="dxa"/>
+          </w:tcPr>
+          <w:p>
+            <w:pPr>
+              <w:jc w:val="both"/>
+            </w:pPr>
+            <w:r>
+              <w:rPr>
+                <w:noProof/>
+              </w:rPr>
+              <w:drawing>
+                <wp:inline distT="0" distB="0" distL="0" distR="0" wp14:anchorId="390593FC" wp14:editId="260B0630">
+                  <wp:extent cx="5943600" cy="3341370"/>
+                  <wp:effectExtent l="0" t="0" r="0" b="0"/>
+                  <wp:docPr id="1209213617" name="Picture 29"/>
+                  <wp:cNvGraphicFramePr>
+                    <a:graphicFrameLocks xmlns:a="http://schemas.openxmlformats.org/drawingml/2006/main" noChangeAspect="1"/>
+                  </wp:cNvGraphicFramePr>
+                  <a:graphic xmlns:a="http://schemas.openxmlformats.org/drawingml/2006/main">
+                    <a:graphicData uri="http://schemas.openxmlformats.org/drawingml/2006/picture">
+                      <pic:pic xmlns:pic="http://schemas.openxmlformats.org/drawingml/2006/picture">
+                        <pic:nvPicPr>
+                          <pic:cNvPr id="0" name="Picture 78"/>
+                          <pic:cNvPicPr>
+                            <a:picLocks noChangeAspect="1" noChangeArrowheads="1"/>
+                          </pic:cNvPicPr>
+                        </pic:nvPicPr>
+                        <pic:blipFill>
+                          <a:blip r:embed="rId38">
+                            <a:extLst>
+                              <a:ext uri="{28A0092B-C50C-407E-A947-70E740481C1C}">
+                                <a14:useLocalDpi xmlns:a14="http://schemas.microsoft.com/office/drawing/2010/main" val="0"/>
+                              </a:ext>
+                            </a:extLst>
+                          </a:blip>
+                          <a:srcRect/>
+                          <a:stretch>
+                            <a:fillRect/>
+                          </a:stretch>
+                        </pic:blipFill>
+                        <pic:spPr bwMode="auto">
+                          <a:xfrm>
+                            <a:off x="0" y="0"/>
+                            <a:ext cx="5943600" cy="3341370"/>
+                          </a:xfrm>
+                          <a:prstGeom prst="rect">
+                            <a:avLst/>
+                          </a:prstGeom>
+                          <a:noFill/>
+                          <a:ln>
+                            <a:noFill/>
+                          </a:ln>
+                        </pic:spPr>
+                      </pic:pic>
+                    </a:graphicData>
+                  </a:graphic>
+                </wp:inline>
+              </w:drawing>
+            </w:r>
+          </w:p>
+        </w:tc>
+      </w:tr>
+    </w:tbl>
+    <w:p>
+      <w:pPr>
+        <w:ind w:firstLine="720"/>
+        <w:jc w:val="both"/>
+      </w:pPr>
+    </w:p>
+    <w:p>
+      <w:pPr>
+        <w:ind w:firstLine="720"/>
+        <w:jc w:val="both"/>
+        <w:rPr>
+          <w:sz w:val="28"/>
+          <w:szCs w:val="28"/>
+        </w:rPr>
+      </w:pPr>
+      <w:r>
+        <w:rPr>
+          <w:sz w:val="28"/>
+          <w:szCs w:val="28"/>
+        </w:rPr>
+        <w:t>Conditional formatting is applied to a visualization to highlight specific data points based on predefined rules or thresholds. Sales totals &gt;= 100,000,000, and sales totals &gt;= 50,000,000 and less are displayed in different colors on the chart.</w:t>
+      </w:r>
+    </w:p>
+    <w:tbl>
+      <w:tblPr>
+        <w:tblStyle w:val="TableGrid"/>
+        <w:tblW w:w="0" w:type="auto"/>
+        <w:tblLook w:val="04A0" w:firstRow="1" w:lastRow="0" w:firstColumn="1" w:lastColumn="0" w:noHBand="0" w:noVBand="1"/>
+      </w:tblPr>
+      <w:tblGrid>
+        <w:gridCol w:w="9344"/>
+      </w:tblGrid>
+      <w:tr>
+        <w:tc>
+          <w:tcPr>
+            <w:tcW w:w="9350" w:type="dxa"/>
+          </w:tcPr>
+          <w:p>
+            <w:pPr>
+              <w:jc w:val="both"/>
+            </w:pPr>
+            <w:r>
+              <w:rPr>
+                <w:noProof/>
+              </w:rPr>
+              <w:drawing>
+                <wp:inline distT="0" distB="0" distL="0" distR="0" wp14:anchorId="0FF91889" wp14:editId="622F02FA">
+                  <wp:extent cx="4232910" cy="1844040"/>
+                  <wp:effectExtent l="0" t="0" r="0" b="3810"/>
+                  <wp:docPr id="493768479" name="Picture 30"/>
+                  <wp:cNvGraphicFramePr>
+                    <a:graphicFrameLocks xmlns:a="http://schemas.openxmlformats.org/drawingml/2006/main" noChangeAspect="1"/>
+                  </wp:cNvGraphicFramePr>
+                  <a:graphic xmlns:a="http://schemas.openxmlformats.org/drawingml/2006/main">
+                    <a:graphicData uri="http://schemas.openxmlformats.org/drawingml/2006/picture">
+                      <pic:pic xmlns:pic="http://schemas.openxmlformats.org/drawingml/2006/picture">
+                        <pic:nvPicPr>
+                          <pic:cNvPr id="0" name="Picture 80"/>
+                          <pic:cNvPicPr>
+                            <a:picLocks noChangeAspect="1" noChangeArrowheads="1"/>
+                          </pic:cNvPicPr>
+                        </pic:nvPicPr>
+                        <pic:blipFill>
+                          <a:blip r:embed="rId39">
+                            <a:extLst>
+                              <a:ext uri="{28A0092B-C50C-407E-A947-70E740481C1C}">
+                                <a14:useLocalDpi xmlns:a14="http://schemas.microsoft.com/office/drawing/2010/main" val="0"/>
+                              </a:ext>
+                            </a:extLst>
+                          </a:blip>
+                          <a:srcRect/>
+                          <a:stretch>
+                            <a:fillRect/>
+                          </a:stretch>
+                        </pic:blipFill>
+                        <pic:spPr bwMode="auto">
+                          <a:xfrm>
+                            <a:off x="0" y="0"/>
+                            <a:ext cx="4235169" cy="1845024"/>
+                          </a:xfrm>
+                          <a:prstGeom prst="rect">
+                            <a:avLst/>
+                          </a:prstGeom>
+                          <a:noFill/>
+                          <a:ln>
+                            <a:noFill/>
+                          </a:ln>
+                        </pic:spPr>
+                      </pic:pic>
+                    </a:graphicData>
+                  </a:graphic>
+                </wp:inline>
+              </w:drawing>
+            </w:r>
+          </w:p>
+        </w:tc>
+      </w:tr>
+    </w:tbl>
+    <w:p>
+      <w:pPr>
+        <w:ind w:firstLine="720"/>
+        <w:jc w:val="both"/>
+      </w:pPr>
+    </w:p>
+    <w:tbl>
+      <w:tblPr>
+        <w:tblStyle w:val="TableGrid"/>
+        <w:tblW w:w="0" w:type="auto"/>
+        <w:tblLook w:val="04A0" w:firstRow="1" w:lastRow="0" w:firstColumn="1" w:lastColumn="0" w:noHBand="0" w:noVBand="1"/>
+      </w:tblPr>
+      <w:tblGrid>
+        <w:gridCol w:w="9344"/>
+      </w:tblGrid>
+      <w:tr>
+        <w:tc>
+          <w:tcPr>
+            <w:tcW w:w="9350" w:type="dxa"/>
+          </w:tcPr>
+          <w:p>
+            <w:pPr>
+              <w:jc w:val="both"/>
+            </w:pPr>
+            <w:r>
+              <w:rPr>
+                <w:noProof/>
+              </w:rPr>
+              <w:drawing>
+                <wp:inline distT="0" distB="0" distL="0" distR="0" wp14:anchorId="40922E67" wp14:editId="430AE961">
+                  <wp:extent cx="4413455" cy="1447800"/>
+                  <wp:effectExtent l="0" t="0" r="6350" b="0"/>
+                  <wp:docPr id="1503210481" name="Picture 31"/>
+                  <wp:cNvGraphicFramePr>
+                    <a:graphicFrameLocks xmlns:a="http://schemas.openxmlformats.org/drawingml/2006/main" noChangeAspect="1"/>
+                  </wp:cNvGraphicFramePr>
+                  <a:graphic xmlns:a="http://schemas.openxmlformats.org/drawingml/2006/main">
+                    <a:graphicData uri="http://schemas.openxmlformats.org/drawingml/2006/picture">
+                      <pic:pic xmlns:pic="http://schemas.openxmlformats.org/drawingml/2006/picture">
+                        <pic:nvPicPr>
+                          <pic:cNvPr id="0" name="Picture 82"/>
+                          <pic:cNvPicPr>
+                            <a:picLocks noChangeAspect="1" noChangeArrowheads="1"/>
+                          </pic:cNvPicPr>
+                        </pic:nvPicPr>
+                        <pic:blipFill>
+                          <a:blip r:embed="rId40">
+                            <a:extLst>
+                              <a:ext uri="{28A0092B-C50C-407E-A947-70E740481C1C}">
+                                <a14:useLocalDpi xmlns:a14="http://schemas.microsoft.com/office/drawing/2010/main" val="0"/>
+                              </a:ext>
+                            </a:extLst>
+                          </a:blip>
+                          <a:srcRect/>
+                          <a:stretch>
+                            <a:fillRect/>
+                          </a:stretch>
+                        </pic:blipFill>
+                        <pic:spPr bwMode="auto">
+                          <a:xfrm>
+                            <a:off x="0" y="0"/>
+                            <a:ext cx="4427347" cy="1452357"/>
+                          </a:xfrm>
+                          <a:prstGeom prst="rect">
+                            <a:avLst/>
+                          </a:prstGeom>
+                          <a:noFill/>
+                          <a:ln>
+                            <a:noFill/>
+                          </a:ln>
+                        </pic:spPr>
+                      </pic:pic>
+                    </a:graphicData>
+                  </a:graphic>
+                </wp:inline>
+              </w:drawing>
+            </w:r>
+          </w:p>
+        </w:tc>
+      </w:tr>
+    </w:tbl>
+    <w:p>
+      <w:pPr>
+        <w:ind w:firstLine="720"/>
+        <w:jc w:val="both"/>
+      </w:pPr>
+    </w:p>
+    <w:p>
+      <w:pPr>
+        <w:ind w:firstLine="720"/>
+        <w:jc w:val="both"/>
+        <w:rPr>
+          <w:sz w:val="28"/>
+          <w:szCs w:val="28"/>
+        </w:rPr>
+      </w:pPr>
+      <w:r>
+        <w:rPr>
+          <w:sz w:val="28"/>
+          <w:szCs w:val="28"/>
+        </w:rPr>
+        <w:t xml:space="preserve">I integrated a Decomposition Tree visual to allow for ad-hoc breakdown of Promo Sales by Promotion Type, Promotion, and Product. This enables users to perform an "Explain By" analysis to </w:t>
+      </w:r>
+      <w:proofErr w:type="gramStart"/>
+      <w:r>
+        <w:rPr>
+          <w:sz w:val="28"/>
+          <w:szCs w:val="28"/>
+        </w:rPr>
+        <w:t>find</w:t>
+      </w:r>
+      <w:proofErr w:type="gramEnd"/>
+      <w:r>
+        <w:rPr>
+          <w:sz w:val="28"/>
+          <w:szCs w:val="28"/>
+        </w:rPr>
+        <w:t xml:space="preserve"> underlying trends. </w:t>
+      </w:r>
+    </w:p>
+    <w:tbl>
+      <w:tblPr>
+        <w:tblStyle w:val="TableGrid"/>
+        <w:tblW w:w="0" w:type="auto"/>
+        <w:tblLook w:val="04A0" w:firstRow="1" w:lastRow="0" w:firstColumn="1" w:lastColumn="0" w:noHBand="0" w:noVBand="1"/>
+      </w:tblPr>
+      <w:tblGrid>
+        <w:gridCol w:w="8095"/>
+      </w:tblGrid>
+      <w:tr>
+        <w:tc>
+          <w:tcPr>
+            <w:tcW w:w="8095" w:type="dxa"/>
+          </w:tcPr>
+          <w:p>
+            <w:pPr>
+              <w:jc w:val="both"/>
+            </w:pPr>
+            <w:r>
+              <w:rPr>
+                <w:noProof/>
+              </w:rPr>
+              <w:lastRenderedPageBreak/>
+              <w:drawing>
+                <wp:inline distT="0" distB="0" distL="0" distR="0" wp14:anchorId="14A7FE6A" wp14:editId="0BD7E9A0">
+                  <wp:extent cx="4853940" cy="3103203"/>
+                  <wp:effectExtent l="0" t="0" r="3810" b="2540"/>
+                  <wp:docPr id="93045658" name="Picture 32"/>
+                  <wp:cNvGraphicFramePr>
+                    <a:graphicFrameLocks xmlns:a="http://schemas.openxmlformats.org/drawingml/2006/main" noChangeAspect="1"/>
+                  </wp:cNvGraphicFramePr>
+                  <a:graphic xmlns:a="http://schemas.openxmlformats.org/drawingml/2006/main">
+                    <a:graphicData uri="http://schemas.openxmlformats.org/drawingml/2006/picture">
+                      <pic:pic xmlns:pic="http://schemas.openxmlformats.org/drawingml/2006/picture">
+                        <pic:nvPicPr>
+                          <pic:cNvPr id="0" name="Picture 84"/>
+                          <pic:cNvPicPr>
+                            <a:picLocks noChangeAspect="1" noChangeArrowheads="1"/>
+                          </pic:cNvPicPr>
+                        </pic:nvPicPr>
+                        <pic:blipFill>
+                          <a:blip r:embed="rId41">
+                            <a:extLst>
+                              <a:ext uri="{28A0092B-C50C-407E-A947-70E740481C1C}">
+                                <a14:useLocalDpi xmlns:a14="http://schemas.microsoft.com/office/drawing/2010/main" val="0"/>
+                              </a:ext>
+                            </a:extLst>
+                          </a:blip>
+                          <a:srcRect/>
+                          <a:stretch>
+                            <a:fillRect/>
+                          </a:stretch>
+                        </pic:blipFill>
+                        <pic:spPr bwMode="auto">
+                          <a:xfrm>
+                            <a:off x="0" y="0"/>
+                            <a:ext cx="4864204" cy="3109765"/>
+                          </a:xfrm>
+                          <a:prstGeom prst="rect">
+                            <a:avLst/>
+                          </a:prstGeom>
+                          <a:noFill/>
+                          <a:ln>
+                            <a:noFill/>
+                          </a:ln>
+                        </pic:spPr>
+                      </pic:pic>
+                    </a:graphicData>
+                  </a:graphic>
+                </wp:inline>
+              </w:drawing>
+            </w:r>
+          </w:p>
+        </w:tc>
+      </w:tr>
+    </w:tbl>
+    <w:p>
+      <w:pPr>
+        <w:ind w:firstLine="720"/>
+        <w:jc w:val="both"/>
+        <w:rPr>
+          <w:sz w:val="28"/>
+          <w:szCs w:val="28"/>
+        </w:rPr>
+      </w:pPr>
+    </w:p>
+    <w:p>
+      <w:pPr>
+        <w:ind w:firstLine="720"/>
+        <w:jc w:val="both"/>
+        <w:rPr>
+          <w:sz w:val="28"/>
+          <w:szCs w:val="28"/>
+        </w:rPr>
+      </w:pPr>
+      <w:r>
+        <w:rPr>
+          <w:sz w:val="28"/>
+          <w:szCs w:val="28"/>
+        </w:rPr>
+        <w:t>Additionally, I created a Custom Tooltip page that provides secondary insights (Cities) when hovering over map visuals, reducing the need for drill-through actions.</w:t>
+      </w:r>
+    </w:p>
+    <w:tbl>
+      <w:tblPr>
+        <w:tblStyle w:val="TableGrid"/>
+        <w:tblW w:w="0" w:type="auto"/>
+        <w:tblLook w:val="04A0" w:firstRow="1" w:lastRow="0" w:firstColumn="1" w:lastColumn="0" w:noHBand="0" w:noVBand="1"/>
+      </w:tblPr>
+      <w:tblGrid>
+        <w:gridCol w:w="9344"/>
+      </w:tblGrid>
+      <w:tr>
+        <w:tc>
+          <w:tcPr>
+            <w:tcW w:w="9350" w:type="dxa"/>
+          </w:tcPr>
+          <w:p>
+            <w:pPr>
+              <w:jc w:val="both"/>
+            </w:pPr>
+            <w:r>
+              <w:rPr>
+                <w:noProof/>
+              </w:rPr>
+              <w:drawing>
+                <wp:inline distT="0" distB="0" distL="0" distR="0" wp14:anchorId="752A4CAE" wp14:editId="72CC99D5">
+                  <wp:extent cx="5943600" cy="3049905"/>
+                  <wp:effectExtent l="0" t="0" r="0" b="0"/>
+                  <wp:docPr id="1065756831" name="Picture 33"/>
+                  <wp:cNvGraphicFramePr>
+                    <a:graphicFrameLocks xmlns:a="http://schemas.openxmlformats.org/drawingml/2006/main" noChangeAspect="1"/>
+                  </wp:cNvGraphicFramePr>
+                  <a:graphic xmlns:a="http://schemas.openxmlformats.org/drawingml/2006/main">
+                    <a:graphicData uri="http://schemas.openxmlformats.org/drawingml/2006/picture">
+                      <pic:pic xmlns:pic="http://schemas.openxmlformats.org/drawingml/2006/picture">
+                        <pic:nvPicPr>
+                          <pic:cNvPr id="0" name="Picture 86"/>
+                          <pic:cNvPicPr>
+                            <a:picLocks noChangeAspect="1" noChangeArrowheads="1"/>
+                          </pic:cNvPicPr>
+                        </pic:nvPicPr>
+                        <pic:blipFill>
+                          <a:blip r:embed="rId42">
+                            <a:extLst>
+                              <a:ext uri="{28A0092B-C50C-407E-A947-70E740481C1C}">
+                                <a14:useLocalDpi xmlns:a14="http://schemas.microsoft.com/office/drawing/2010/main" val="0"/>
+                              </a:ext>
+                            </a:extLst>
+                          </a:blip>
+                          <a:srcRect/>
+                          <a:stretch>
+                            <a:fillRect/>
+                          </a:stretch>
+                        </pic:blipFill>
+                        <pic:spPr bwMode="auto">
+                          <a:xfrm>
+                            <a:off x="0" y="0"/>
+                            <a:ext cx="5943600" cy="3049905"/>
+                          </a:xfrm>
+                          <a:prstGeom prst="rect">
+                            <a:avLst/>
+                          </a:prstGeom>
+                          <a:noFill/>
+                          <a:ln>
+                            <a:noFill/>
+                          </a:ln>
+                        </pic:spPr>
+                      </pic:pic>
+                    </a:graphicData>
+                  </a:graphic>
+                </wp:inline>
+              </w:drawing>
+            </w:r>
+          </w:p>
+        </w:tc>
+      </w:tr>
+    </w:tbl>
+    <w:p>
+      <w:pPr>
+        <w:ind w:firstLine="720"/>
+        <w:jc w:val="both"/>
+      </w:pPr>
+    </w:p>
+    <w:p>
+      <w:pPr>
+        <w:ind w:firstLine="720"/>
+        <w:jc w:val="both"/>
+        <w:rPr>
+          <w:sz w:val="28"/>
+          <w:szCs w:val="28"/>
+        </w:rPr>
+      </w:pPr>
+      <w:r>
+        <w:rPr>
+          <w:sz w:val="28"/>
+          <w:szCs w:val="28"/>
+        </w:rPr>
+        <w:t xml:space="preserve">The report also includes </w:t>
+      </w:r>
+      <w:proofErr w:type="gramStart"/>
+      <w:r>
+        <w:rPr>
+          <w:sz w:val="28"/>
+          <w:szCs w:val="28"/>
+        </w:rPr>
+        <w:t>a number of</w:t>
+      </w:r>
+      <w:proofErr w:type="gramEnd"/>
+      <w:r>
+        <w:rPr>
+          <w:sz w:val="28"/>
+          <w:szCs w:val="28"/>
+        </w:rPr>
+        <w:t xml:space="preserve"> different types of slicers (list, drop-down, date) and other visualizations, such as graphs, pie charts, cards, etc.</w:t>
+      </w:r>
+    </w:p>
+    <w:p>
+      <w:pPr>
+        <w:ind w:firstLine="720"/>
+        <w:jc w:val="both"/>
+      </w:pPr>
+    </w:p>
+    <w:tbl>
+      <w:tblPr>
+        <w:tblStyle w:val="TableGrid"/>
+        <w:tblW w:w="0" w:type="auto"/>
+        <w:tblLook w:val="04A0" w:firstRow="1" w:lastRow="0" w:firstColumn="1" w:lastColumn="0" w:noHBand="0" w:noVBand="1"/>
+      </w:tblPr>
+      <w:tblGrid>
+        <w:gridCol w:w="7915"/>
+      </w:tblGrid>
+      <w:tr>
+        <w:tc>
+          <w:tcPr>
+            <w:tcW w:w="7915" w:type="dxa"/>
+          </w:tcPr>
+          <w:p>
+            <w:pPr>
+              <w:jc w:val="both"/>
+            </w:pPr>
+            <w:r>
+              <w:rPr>
+                <w:noProof/>
+              </w:rPr>
+              <w:drawing>
+                <wp:inline distT="0" distB="0" distL="0" distR="0" wp14:anchorId="2E366C80" wp14:editId="78ED4888">
+                  <wp:extent cx="4739640" cy="772217"/>
+                  <wp:effectExtent l="0" t="0" r="3810" b="8890"/>
+                  <wp:docPr id="415321883" name="Picture 34"/>
+                  <wp:cNvGraphicFramePr>
+                    <a:graphicFrameLocks xmlns:a="http://schemas.openxmlformats.org/drawingml/2006/main" noChangeAspect="1"/>
+                  </wp:cNvGraphicFramePr>
+                  <a:graphic xmlns:a="http://schemas.openxmlformats.org/drawingml/2006/main">
+                    <a:graphicData uri="http://schemas.openxmlformats.org/drawingml/2006/picture">
+                      <pic:pic xmlns:pic="http://schemas.openxmlformats.org/drawingml/2006/picture">
+                        <pic:nvPicPr>
+                          <pic:cNvPr id="0" name="Picture 88"/>
+                          <pic:cNvPicPr>
+                            <a:picLocks noChangeAspect="1" noChangeArrowheads="1"/>
+                          </pic:cNvPicPr>
+                        </pic:nvPicPr>
+                        <pic:blipFill>
+                          <a:blip r:embed="rId43">
+                            <a:extLst>
+                              <a:ext uri="{28A0092B-C50C-407E-A947-70E740481C1C}">
+                                <a14:useLocalDpi xmlns:a14="http://schemas.microsoft.com/office/drawing/2010/main" val="0"/>
+                              </a:ext>
+                            </a:extLst>
+                          </a:blip>
+                          <a:srcRect/>
+                          <a:stretch>
+                            <a:fillRect/>
+                          </a:stretch>
+                        </pic:blipFill>
+                        <pic:spPr bwMode="auto">
+                          <a:xfrm>
+                            <a:off x="0" y="0"/>
+                            <a:ext cx="4771147" cy="777350"/>
+                          </a:xfrm>
+                          <a:prstGeom prst="rect">
+                            <a:avLst/>
+                          </a:prstGeom>
+                          <a:noFill/>
+                          <a:ln>
+                            <a:noFill/>
+                          </a:ln>
+                        </pic:spPr>
+                      </pic:pic>
+                    </a:graphicData>
+                  </a:graphic>
+                </wp:inline>
+              </w:drawing>
+            </w:r>
+          </w:p>
+        </w:tc>
+      </w:tr>
+      <w:tr>
+        <w:tc>
+          <w:tcPr>
+            <w:tcW w:w="7915" w:type="dxa"/>
+          </w:tcPr>
+          <w:p>
+            <w:pPr>
+              <w:jc w:val="both"/>
+            </w:pPr>
+            <w:r>
+              <w:rPr>
+                <w:noProof/>
+              </w:rPr>
+              <w:lastRenderedPageBreak/>
+              <w:drawing>
+                <wp:inline distT="0" distB="0" distL="0" distR="0" wp14:anchorId="42048809" wp14:editId="42E39A36">
+                  <wp:extent cx="3563111" cy="1493520"/>
+                  <wp:effectExtent l="0" t="0" r="0" b="0"/>
+                  <wp:docPr id="389063150" name="Picture 36"/>
+                  <wp:cNvGraphicFramePr>
+                    <a:graphicFrameLocks xmlns:a="http://schemas.openxmlformats.org/drawingml/2006/main" noChangeAspect="1"/>
+                  </wp:cNvGraphicFramePr>
+                  <a:graphic xmlns:a="http://schemas.openxmlformats.org/drawingml/2006/main">
+                    <a:graphicData uri="http://schemas.openxmlformats.org/drawingml/2006/picture">
+                      <pic:pic xmlns:pic="http://schemas.openxmlformats.org/drawingml/2006/picture">
+                        <pic:nvPicPr>
+                          <pic:cNvPr id="0" name="Picture 95"/>
+                          <pic:cNvPicPr>
+                            <a:picLocks noChangeAspect="1" noChangeArrowheads="1"/>
+                          </pic:cNvPicPr>
+                        </pic:nvPicPr>
+                        <pic:blipFill>
+                          <a:blip r:embed="rId44">
+                            <a:extLst>
+                              <a:ext uri="{28A0092B-C50C-407E-A947-70E740481C1C}">
+                                <a14:useLocalDpi xmlns:a14="http://schemas.microsoft.com/office/drawing/2010/main" val="0"/>
+                              </a:ext>
+                            </a:extLst>
+                          </a:blip>
+                          <a:srcRect/>
+                          <a:stretch>
+                            <a:fillRect/>
+                          </a:stretch>
+                        </pic:blipFill>
+                        <pic:spPr bwMode="auto">
+                          <a:xfrm>
+                            <a:off x="0" y="0"/>
+                            <a:ext cx="3572115" cy="1497294"/>
+                          </a:xfrm>
+                          <a:prstGeom prst="rect">
+                            <a:avLst/>
+                          </a:prstGeom>
+                          <a:noFill/>
+                          <a:ln>
+                            <a:noFill/>
+                          </a:ln>
+                        </pic:spPr>
+                      </pic:pic>
+                    </a:graphicData>
+                  </a:graphic>
+                </wp:inline>
+              </w:drawing>
+            </w:r>
+          </w:p>
+        </w:tc>
+      </w:tr>
+      <w:tr>
+        <w:tc>
+          <w:tcPr>
+            <w:tcW w:w="7915" w:type="dxa"/>
+          </w:tcPr>
+          <w:p>
+            <w:pPr>
+              <w:jc w:val="both"/>
+            </w:pPr>
+            <w:r>
+              <w:rPr>
+                <w:noProof/>
+              </w:rPr>
+              <w:drawing>
+                <wp:inline distT="0" distB="0" distL="0" distR="0" wp14:anchorId="309FD466" wp14:editId="7EA40B2B">
+                  <wp:extent cx="3741420" cy="1524282"/>
+                  <wp:effectExtent l="0" t="0" r="0" b="0"/>
+                  <wp:docPr id="1129655852" name="Picture 37"/>
+                  <wp:cNvGraphicFramePr>
+                    <a:graphicFrameLocks xmlns:a="http://schemas.openxmlformats.org/drawingml/2006/main" noChangeAspect="1"/>
+                  </wp:cNvGraphicFramePr>
+                  <a:graphic xmlns:a="http://schemas.openxmlformats.org/drawingml/2006/main">
+                    <a:graphicData uri="http://schemas.openxmlformats.org/drawingml/2006/picture">
+                      <pic:pic xmlns:pic="http://schemas.openxmlformats.org/drawingml/2006/picture">
+                        <pic:nvPicPr>
+                          <pic:cNvPr id="0" name="Picture 97"/>
+                          <pic:cNvPicPr>
+                            <a:picLocks noChangeAspect="1" noChangeArrowheads="1"/>
+                          </pic:cNvPicPr>
+                        </pic:nvPicPr>
+                        <pic:blipFill>
+                          <a:blip r:embed="rId45">
+                            <a:extLst>
+                              <a:ext uri="{28A0092B-C50C-407E-A947-70E740481C1C}">
+                                <a14:useLocalDpi xmlns:a14="http://schemas.microsoft.com/office/drawing/2010/main" val="0"/>
+                              </a:ext>
+                            </a:extLst>
+                          </a:blip>
+                          <a:srcRect/>
+                          <a:stretch>
+                            <a:fillRect/>
+                          </a:stretch>
+                        </pic:blipFill>
+                        <pic:spPr bwMode="auto">
+                          <a:xfrm>
+                            <a:off x="0" y="0"/>
+                            <a:ext cx="3746661" cy="1526417"/>
+                          </a:xfrm>
+                          <a:prstGeom prst="rect">
+                            <a:avLst/>
+                          </a:prstGeom>
+                          <a:noFill/>
+                          <a:ln>
+                            <a:noFill/>
+                          </a:ln>
+                        </pic:spPr>
+                      </pic:pic>
+                    </a:graphicData>
+                  </a:graphic>
+                </wp:inline>
+              </w:drawing>
+            </w:r>
+          </w:p>
+        </w:tc>
+      </w:tr>
+    </w:tbl>
+    <w:p>
+      <w:pPr>
+        <w:ind w:firstLine="720"/>
+        <w:jc w:val="both"/>
+        <w:rPr>
+          <w:sz w:val="28"/>
+          <w:szCs w:val="28"/>
+        </w:rPr>
+      </w:pPr>
+    </w:p>
+    <w:p>
+      <w:pPr>
+        <w:ind w:firstLine="720"/>
+        <w:jc w:val="both"/>
+        <w:rPr>
+          <w:sz w:val="28"/>
+          <w:szCs w:val="28"/>
+        </w:rPr>
+      </w:pPr>
+      <w:r>
+        <w:rPr>
+          <w:sz w:val="28"/>
+          <w:szCs w:val="28"/>
+        </w:rPr>
+        <w:t xml:space="preserve">Hint and </w:t>
+      </w:r>
+      <w:proofErr w:type="gramStart"/>
+      <w:r>
+        <w:rPr>
+          <w:sz w:val="28"/>
+          <w:szCs w:val="28"/>
+        </w:rPr>
+        <w:t>detail</w:t>
+      </w:r>
+      <w:proofErr w:type="gramEnd"/>
+      <w:r>
+        <w:rPr>
+          <w:sz w:val="28"/>
+          <w:szCs w:val="28"/>
+        </w:rPr>
+        <w:t xml:space="preserve"> view pages are hidden</w:t>
+      </w:r>
+      <w:r>
+        <w:rPr>
+          <w:sz w:val="28"/>
+          <w:szCs w:val="28"/>
+        </w:rPr>
+        <w:t>.</w:t>
+      </w:r>
+    </w:p>
+    <w:tbl>
+      <w:tblPr>
+        <w:tblStyle w:val="TableGrid"/>
+        <w:tblW w:w="0" w:type="auto"/>
+        <w:tblLook w:val="04A0" w:firstRow="1" w:lastRow="0" w:firstColumn="1" w:lastColumn="0" w:noHBand="0" w:noVBand="1"/>
+      </w:tblPr>
+      <w:tblGrid>
+        <w:gridCol w:w="9344"/>
+      </w:tblGrid>
+      <w:tr>
+        <w:tc>
+          <w:tcPr>
+            <w:tcW w:w="9350" w:type="dxa"/>
+          </w:tcPr>
+          <w:p>
+            <w:pPr>
+              <w:jc w:val="both"/>
+            </w:pPr>
+            <w:r>
+              <w:rPr>
+                <w:noProof/>
+              </w:rPr>
+              <w:drawing>
+                <wp:inline distT="0" distB="0" distL="0" distR="0" wp14:anchorId="764D60B6" wp14:editId="11841C22">
+                  <wp:extent cx="3870960" cy="464820"/>
+                  <wp:effectExtent l="0" t="0" r="0" b="0"/>
+                  <wp:docPr id="1978781483" name="Picture 38"/>
+                  <wp:cNvGraphicFramePr>
+                    <a:graphicFrameLocks xmlns:a="http://schemas.openxmlformats.org/drawingml/2006/main" noChangeAspect="1"/>
+                  </wp:cNvGraphicFramePr>
+                  <a:graphic xmlns:a="http://schemas.openxmlformats.org/drawingml/2006/main">
+                    <a:graphicData uri="http://schemas.openxmlformats.org/drawingml/2006/picture">
+                      <pic:pic xmlns:pic="http://schemas.openxmlformats.org/drawingml/2006/picture">
+                        <pic:nvPicPr>
+                          <pic:cNvPr id="0" name="Picture 99"/>
+                          <pic:cNvPicPr>
+                            <a:picLocks noChangeAspect="1" noChangeArrowheads="1"/>
+                          </pic:cNvPicPr>
+                        </pic:nvPicPr>
+                        <pic:blipFill>
+                          <a:blip r:embed="rId46">
+                            <a:extLst>
+                              <a:ext uri="{28A0092B-C50C-407E-A947-70E740481C1C}">
+                                <a14:useLocalDpi xmlns:a14="http://schemas.microsoft.com/office/drawing/2010/main" val="0"/>
+                              </a:ext>
+                            </a:extLst>
+                          </a:blip>
+                          <a:srcRect/>
+                          <a:stretch>
+                            <a:fillRect/>
+                          </a:stretch>
+                        </pic:blipFill>
+                        <pic:spPr bwMode="auto">
+                          <a:xfrm>
+                            <a:off x="0" y="0"/>
+                            <a:ext cx="3870960" cy="464820"/>
+                          </a:xfrm>
+                          <a:prstGeom prst="rect">
+                            <a:avLst/>
+                          </a:prstGeom>
+                          <a:noFill/>
+                          <a:ln>
+                            <a:noFill/>
+                          </a:ln>
+                        </pic:spPr>
+                      </pic:pic>
+                    </a:graphicData>
+                  </a:graphic>
+                </wp:inline>
+              </w:drawing>
+            </w:r>
+          </w:p>
+        </w:tc>
+      </w:tr>
+    </w:tbl>
+    <w:p>
+      <w:pPr>
+        <w:ind w:firstLine="720"/>
+        <w:jc w:val="both"/>
+      </w:pPr>
+    </w:p>
+    <w:p>
+      <w:pPr>
+        <w:ind w:firstLine="720"/>
+        <w:jc w:val="both"/>
+        <w:rPr>
+          <w:rFonts w:ascii="Liberation Serif" w:hAnsi="Liberation Serif"/>
+          <w:sz w:val="28"/>
+          <w:szCs w:val="28"/>
+        </w:rPr>
+      </w:pPr>
+    </w:p>
     <w:sectPr>
-      <w:headerReference w:type="default" r:id="rId14"/>
-      <w:footerReference w:type="default" r:id="rId15"/>
-      <w:footerReference w:type="first" r:id="rId16"/>
+      <w:headerReference w:type="default" r:id="rId47"/>
+      <w:footerReference w:type="default" r:id="rId48"/>
+      <w:footerReference w:type="first" r:id="rId49"/>
       <w:pgSz w:w="11906" w:h="16838"/>
       <w:pgMar w:top="1134" w:right="851" w:bottom="1134" w:left="1134" w:header="720" w:footer="720" w:gutter="567"/>
       <w:cols w:space="720"/>
@@ -4085,6 +7278,29 @@
 </file>
 
 <file path=customXml/item1.xml><?xml version="1.0" encoding="utf-8"?>
+<p:properties xmlns:p="http://schemas.microsoft.com/office/2006/metadata/properties" xmlns:xsi="http://www.w3.org/2001/XMLSchema-instance" xmlns:pc="http://schemas.microsoft.com/office/infopath/2007/PartnerControls">
+  <documentManagement>
+    <SharedWithUsers xmlns="7f0dcb33-685e-48d8-b644-2ef2786c1229">
+      <UserInfo>
+        <DisplayName/>
+        <AccountId xsi:nil="true"/>
+        <AccountType/>
+      </UserInfo>
+    </SharedWithUsers>
+  </documentManagement>
+</p:properties>
+</file>
+
+<file path=customXml/item2.xml><?xml version="1.0" encoding="utf-8"?>
+<?mso-contentType ?>
+<FormTemplates xmlns="http://schemas.microsoft.com/sharepoint/v3/contenttype/forms">
+  <Display>DocumentLibraryForm</Display>
+  <Edit>DocumentLibraryForm</Edit>
+  <New>DocumentLibraryForm</New>
+</FormTemplates>
+</file>
+
+<file path=customXml/item3.xml><?xml version="1.0" encoding="utf-8"?>
 <ct:contentTypeSchema xmlns:ct="http://schemas.microsoft.com/office/2006/metadata/contentType" xmlns:ma="http://schemas.microsoft.com/office/2006/metadata/properties/metaAttributes" ct:_="" ma:_="" ma:contentTypeName="Document" ma:contentTypeID="0x010100B3483E581E535547A5C5133F57803043" ma:contentTypeVersion="7" ma:contentTypeDescription="Create a new document." ma:contentTypeScope="" ma:versionID="26f0e3c34181377a2b428b97b0aacf58">
   <xsd:schema xmlns:xsd="http://www.w3.org/2001/XMLSchema" xmlns:xs="http://www.w3.org/2001/XMLSchema" xmlns:p="http://schemas.microsoft.com/office/2006/metadata/properties" xmlns:ns2="0a074a96-e172-4849-a42b-0522bc04182b" xmlns:ns3="7f0dcb33-685e-48d8-b644-2ef2786c1229" targetNamespace="http://schemas.microsoft.com/office/2006/metadata/properties" ma:root="true" ma:fieldsID="c6eeec6c9df2cadb2fce64bd00511549" ns2:_="" ns3:_="">
     <xsd:import namespace="0a074a96-e172-4849-a42b-0522bc04182b"/>
@@ -4269,30 +7485,25 @@
 </ct:contentTypeSchema>
 </file>
 
-<file path=customXml/item2.xml><?xml version="1.0" encoding="utf-8"?>
-<?mso-contentType ?>
-<FormTemplates xmlns="http://schemas.microsoft.com/sharepoint/v3/contenttype/forms">
-  <Display>DocumentLibraryForm</Display>
-  <Edit>DocumentLibraryForm</Edit>
-  <New>DocumentLibraryForm</New>
-</FormTemplates>
+<file path=customXml/itemProps1.xml><?xml version="1.0" encoding="utf-8"?>
+<ds:datastoreItem xmlns:ds="http://schemas.openxmlformats.org/officeDocument/2006/customXml" ds:itemID="{E4B4D352-B35B-4B3A-95D2-902933709BD2}">
+  <ds:schemaRefs>
+    <ds:schemaRef ds:uri="http://schemas.microsoft.com/office/2006/metadata/properties"/>
+    <ds:schemaRef ds:uri="http://schemas.microsoft.com/office/infopath/2007/PartnerControls"/>
+    <ds:schemaRef ds:uri="7f0dcb33-685e-48d8-b644-2ef2786c1229"/>
+  </ds:schemaRefs>
+</ds:datastoreItem>
 </file>
 
-<file path=customXml/item3.xml><?xml version="1.0" encoding="utf-8"?>
-<p:properties xmlns:p="http://schemas.microsoft.com/office/2006/metadata/properties" xmlns:xsi="http://www.w3.org/2001/XMLSchema-instance" xmlns:pc="http://schemas.microsoft.com/office/infopath/2007/PartnerControls">
-  <documentManagement>
-    <SharedWithUsers xmlns="7f0dcb33-685e-48d8-b644-2ef2786c1229">
-      <UserInfo>
-        <DisplayName/>
-        <AccountId xsi:nil="true"/>
-        <AccountType/>
-      </UserInfo>
-    </SharedWithUsers>
-  </documentManagement>
-</p:properties>
+<file path=customXml/itemProps2.xml><?xml version="1.0" encoding="utf-8"?>
+<ds:datastoreItem xmlns:ds="http://schemas.openxmlformats.org/officeDocument/2006/customXml" ds:itemID="{CEAD825D-2413-46BA-BB1F-DCE637B19B0C}">
+  <ds:schemaRefs>
+    <ds:schemaRef ds:uri="http://schemas.microsoft.com/sharepoint/v3/contenttype/forms"/>
+  </ds:schemaRefs>
+</ds:datastoreItem>
 </file>
 
-<file path=customXml/itemProps1.xml><?xml version="1.0" encoding="utf-8"?>
+<file path=customXml/itemProps3.xml><?xml version="1.0" encoding="utf-8"?>
 <ds:datastoreItem xmlns:ds="http://schemas.openxmlformats.org/officeDocument/2006/customXml" ds:itemID="{2240CE2F-0274-489A-BA80-8887BFB6B269}">
   <ds:schemaRefs>
     <ds:schemaRef ds:uri="http://schemas.microsoft.com/office/2006/metadata/contentType"/>
@@ -4309,22 +7520,4 @@
     <ds:schemaRef ds:uri="http://schemas.microsoft.com/internal/obd"/>
   </ds:schemaRefs>
 </ds:datastoreItem>
-</file>
-
-<file path=customXml/itemProps2.xml><?xml version="1.0" encoding="utf-8"?>
-<ds:datastoreItem xmlns:ds="http://schemas.openxmlformats.org/officeDocument/2006/customXml" ds:itemID="{CEAD825D-2413-46BA-BB1F-DCE637B19B0C}">
-  <ds:schemaRefs>
-    <ds:schemaRef ds:uri="http://schemas.microsoft.com/sharepoint/v3/contenttype/forms"/>
-  </ds:schemaRefs>
-</ds:datastoreItem>
-</file>
-
-<file path=customXml/itemProps3.xml><?xml version="1.0" encoding="utf-8"?>
-<ds:datastoreItem xmlns:ds="http://schemas.openxmlformats.org/officeDocument/2006/customXml" ds:itemID="{E4B4D352-B35B-4B3A-95D2-902933709BD2}">
-  <ds:schemaRefs>
-    <ds:schemaRef ds:uri="http://schemas.microsoft.com/office/2006/metadata/properties"/>
-    <ds:schemaRef ds:uri="http://schemas.microsoft.com/office/infopath/2007/PartnerControls"/>
-    <ds:schemaRef ds:uri="7f0dcb33-685e-48d8-b644-2ef2786c1229"/>
-  </ds:schemaRefs>
-</ds:datastoreItem>
 </file>